--- a/MK2/ВС_отчет_2.docx
+++ b/MK2/ВС_отчет_2.docx
@@ -420,6 +420,7 @@
             <w:pStyle w:val="ac"/>
             <w:jc w:val="center"/>
             <w:rPr>
+              <w:rFonts w:cs="Times New Roman"/>
               <w:b/>
               <w:bCs w:val="0"/>
               <w:sz w:val="36"/>
@@ -428,6 +429,7 @@
           </w:pPr>
           <w:r>
             <w:rPr>
+              <w:rFonts w:cs="Times New Roman"/>
               <w:b/>
               <w:bCs w:val="0"/>
               <w:sz w:val="36"/>
@@ -443,7 +445,7 @@
               <w:tab w:val="right" w:leader="dot" w:pos="9345"/>
             </w:tabs>
             <w:rPr>
-              <w:rFonts w:eastAsiaTheme="minorEastAsia" w:cstheme="minorBidi"/>
+              <w:rFonts w:ascii="Times New Roman" w:eastAsiaTheme="minorEastAsia" w:hAnsi="Times New Roman" w:cs="Times New Roman"/>
               <w:b w:val="0"/>
               <w:bCs w:val="0"/>
               <w:i w:val="0"/>
@@ -489,13 +491,18 @@
             <w:r>
               <w:rPr>
                 <w:rStyle w:val="ad"/>
-                <w:rFonts w:eastAsiaTheme="majorEastAsia"/>
+                <w:rFonts w:ascii="Times New Roman" w:eastAsiaTheme="majorEastAsia" w:hAnsi="Times New Roman" w:cs="Times New Roman"/>
+                <w:i w:val="0"/>
+                <w:iCs w:val="0"/>
                 <w:noProof/>
               </w:rPr>
               <w:t>Цель и задачи</w:t>
             </w:r>
             <w:r>
               <w:rPr>
+                <w:rFonts w:ascii="Times New Roman" w:hAnsi="Times New Roman" w:cs="Times New Roman"/>
+                <w:i w:val="0"/>
+                <w:iCs w:val="0"/>
                 <w:noProof/>
                 <w:webHidden/>
               </w:rPr>
@@ -503,6 +510,9 @@
             </w:r>
             <w:r>
               <w:rPr>
+                <w:rFonts w:ascii="Times New Roman" w:hAnsi="Times New Roman" w:cs="Times New Roman"/>
+                <w:i w:val="0"/>
+                <w:iCs w:val="0"/>
                 <w:noProof/>
                 <w:webHidden/>
               </w:rPr>
@@ -510,6 +520,9 @@
             </w:r>
             <w:r>
               <w:rPr>
+                <w:rFonts w:ascii="Times New Roman" w:hAnsi="Times New Roman" w:cs="Times New Roman"/>
+                <w:i w:val="0"/>
+                <w:iCs w:val="0"/>
                 <w:noProof/>
                 <w:webHidden/>
               </w:rPr>
@@ -517,12 +530,18 @@
             </w:r>
             <w:r>
               <w:rPr>
+                <w:rFonts w:ascii="Times New Roman" w:hAnsi="Times New Roman" w:cs="Times New Roman"/>
+                <w:i w:val="0"/>
+                <w:iCs w:val="0"/>
                 <w:noProof/>
                 <w:webHidden/>
               </w:rPr>
             </w:r>
             <w:r>
               <w:rPr>
+                <w:rFonts w:ascii="Times New Roman" w:hAnsi="Times New Roman" w:cs="Times New Roman"/>
+                <w:i w:val="0"/>
+                <w:iCs w:val="0"/>
                 <w:noProof/>
                 <w:webHidden/>
               </w:rPr>
@@ -530,6 +549,9 @@
             </w:r>
             <w:r>
               <w:rPr>
+                <w:rFonts w:ascii="Times New Roman" w:hAnsi="Times New Roman" w:cs="Times New Roman"/>
+                <w:i w:val="0"/>
+                <w:iCs w:val="0"/>
                 <w:noProof/>
                 <w:webHidden/>
               </w:rPr>
@@ -537,6 +559,9 @@
             </w:r>
             <w:r>
               <w:rPr>
+                <w:rFonts w:ascii="Times New Roman" w:hAnsi="Times New Roman" w:cs="Times New Roman"/>
+                <w:i w:val="0"/>
+                <w:iCs w:val="0"/>
                 <w:noProof/>
                 <w:webHidden/>
               </w:rPr>
@@ -551,7 +576,7 @@
               <w:tab w:val="right" w:leader="dot" w:pos="9345"/>
             </w:tabs>
             <w:rPr>
-              <w:rFonts w:eastAsiaTheme="minorEastAsia" w:cstheme="minorBidi"/>
+              <w:rFonts w:ascii="Times New Roman" w:eastAsiaTheme="minorEastAsia" w:hAnsi="Times New Roman" w:cs="Times New Roman"/>
               <w:b w:val="0"/>
               <w:bCs w:val="0"/>
               <w:i w:val="0"/>
@@ -566,13 +591,18 @@
             <w:r>
               <w:rPr>
                 <w:rStyle w:val="ad"/>
-                <w:rFonts w:eastAsiaTheme="majorEastAsia"/>
+                <w:rFonts w:ascii="Times New Roman" w:eastAsiaTheme="majorEastAsia" w:hAnsi="Times New Roman" w:cs="Times New Roman"/>
+                <w:i w:val="0"/>
+                <w:iCs w:val="0"/>
                 <w:noProof/>
               </w:rPr>
               <w:t>Схема взаимодействия</w:t>
             </w:r>
             <w:r>
               <w:rPr>
+                <w:rFonts w:ascii="Times New Roman" w:hAnsi="Times New Roman" w:cs="Times New Roman"/>
+                <w:i w:val="0"/>
+                <w:iCs w:val="0"/>
                 <w:noProof/>
                 <w:webHidden/>
               </w:rPr>
@@ -580,6 +610,9 @@
             </w:r>
             <w:r>
               <w:rPr>
+                <w:rFonts w:ascii="Times New Roman" w:hAnsi="Times New Roman" w:cs="Times New Roman"/>
+                <w:i w:val="0"/>
+                <w:iCs w:val="0"/>
                 <w:noProof/>
                 <w:webHidden/>
               </w:rPr>
@@ -587,6 +620,9 @@
             </w:r>
             <w:r>
               <w:rPr>
+                <w:rFonts w:ascii="Times New Roman" w:hAnsi="Times New Roman" w:cs="Times New Roman"/>
+                <w:i w:val="0"/>
+                <w:iCs w:val="0"/>
                 <w:noProof/>
                 <w:webHidden/>
               </w:rPr>
@@ -594,12 +630,18 @@
             </w:r>
             <w:r>
               <w:rPr>
+                <w:rFonts w:ascii="Times New Roman" w:hAnsi="Times New Roman" w:cs="Times New Roman"/>
+                <w:i w:val="0"/>
+                <w:iCs w:val="0"/>
                 <w:noProof/>
                 <w:webHidden/>
               </w:rPr>
             </w:r>
             <w:r>
               <w:rPr>
+                <w:rFonts w:ascii="Times New Roman" w:hAnsi="Times New Roman" w:cs="Times New Roman"/>
+                <w:i w:val="0"/>
+                <w:iCs w:val="0"/>
                 <w:noProof/>
                 <w:webHidden/>
               </w:rPr>
@@ -607,6 +649,9 @@
             </w:r>
             <w:r>
               <w:rPr>
+                <w:rFonts w:ascii="Times New Roman" w:hAnsi="Times New Roman" w:cs="Times New Roman"/>
+                <w:i w:val="0"/>
+                <w:iCs w:val="0"/>
                 <w:noProof/>
                 <w:webHidden/>
               </w:rPr>
@@ -614,6 +659,9 @@
             </w:r>
             <w:r>
               <w:rPr>
+                <w:rFonts w:ascii="Times New Roman" w:hAnsi="Times New Roman" w:cs="Times New Roman"/>
+                <w:i w:val="0"/>
+                <w:iCs w:val="0"/>
                 <w:noProof/>
                 <w:webHidden/>
               </w:rPr>
@@ -628,7 +676,7 @@
               <w:tab w:val="right" w:leader="dot" w:pos="9345"/>
             </w:tabs>
             <w:rPr>
-              <w:rFonts w:eastAsiaTheme="minorEastAsia" w:cstheme="minorBidi"/>
+              <w:rFonts w:ascii="Times New Roman" w:eastAsiaTheme="minorEastAsia" w:hAnsi="Times New Roman" w:cs="Times New Roman"/>
               <w:b w:val="0"/>
               <w:bCs w:val="0"/>
               <w:i w:val="0"/>
@@ -643,13 +691,18 @@
             <w:r>
               <w:rPr>
                 <w:rStyle w:val="ad"/>
-                <w:rFonts w:eastAsiaTheme="majorEastAsia"/>
+                <w:rFonts w:ascii="Times New Roman" w:eastAsiaTheme="majorEastAsia" w:hAnsi="Times New Roman" w:cs="Times New Roman"/>
+                <w:i w:val="0"/>
+                <w:iCs w:val="0"/>
                 <w:noProof/>
               </w:rPr>
               <w:t>Описание процессов на схеме</w:t>
             </w:r>
             <w:r>
               <w:rPr>
+                <w:rFonts w:ascii="Times New Roman" w:hAnsi="Times New Roman" w:cs="Times New Roman"/>
+                <w:i w:val="0"/>
+                <w:iCs w:val="0"/>
                 <w:noProof/>
                 <w:webHidden/>
               </w:rPr>
@@ -657,6 +710,9 @@
             </w:r>
             <w:r>
               <w:rPr>
+                <w:rFonts w:ascii="Times New Roman" w:hAnsi="Times New Roman" w:cs="Times New Roman"/>
+                <w:i w:val="0"/>
+                <w:iCs w:val="0"/>
                 <w:noProof/>
                 <w:webHidden/>
               </w:rPr>
@@ -664,6 +720,9 @@
             </w:r>
             <w:r>
               <w:rPr>
+                <w:rFonts w:ascii="Times New Roman" w:hAnsi="Times New Roman" w:cs="Times New Roman"/>
+                <w:i w:val="0"/>
+                <w:iCs w:val="0"/>
                 <w:noProof/>
                 <w:webHidden/>
               </w:rPr>
@@ -671,12 +730,18 @@
             </w:r>
             <w:r>
               <w:rPr>
+                <w:rFonts w:ascii="Times New Roman" w:hAnsi="Times New Roman" w:cs="Times New Roman"/>
+                <w:i w:val="0"/>
+                <w:iCs w:val="0"/>
                 <w:noProof/>
                 <w:webHidden/>
               </w:rPr>
             </w:r>
             <w:r>
               <w:rPr>
+                <w:rFonts w:ascii="Times New Roman" w:hAnsi="Times New Roman" w:cs="Times New Roman"/>
+                <w:i w:val="0"/>
+                <w:iCs w:val="0"/>
                 <w:noProof/>
                 <w:webHidden/>
               </w:rPr>
@@ -684,6 +749,9 @@
             </w:r>
             <w:r>
               <w:rPr>
+                <w:rFonts w:ascii="Times New Roman" w:hAnsi="Times New Roman" w:cs="Times New Roman"/>
+                <w:i w:val="0"/>
+                <w:iCs w:val="0"/>
                 <w:noProof/>
                 <w:webHidden/>
               </w:rPr>
@@ -691,6 +759,9 @@
             </w:r>
             <w:r>
               <w:rPr>
+                <w:rFonts w:ascii="Times New Roman" w:hAnsi="Times New Roman" w:cs="Times New Roman"/>
+                <w:i w:val="0"/>
+                <w:iCs w:val="0"/>
                 <w:noProof/>
                 <w:webHidden/>
               </w:rPr>
@@ -705,7 +776,7 @@
               <w:tab w:val="right" w:leader="dot" w:pos="9345"/>
             </w:tabs>
             <w:rPr>
-              <w:rFonts w:eastAsiaTheme="minorEastAsia" w:cstheme="minorBidi"/>
+              <w:rFonts w:ascii="Times New Roman" w:eastAsiaTheme="minorEastAsia" w:hAnsi="Times New Roman" w:cs="Times New Roman"/>
               <w:b w:val="0"/>
               <w:bCs w:val="0"/>
               <w:i w:val="0"/>
@@ -720,13 +791,18 @@
             <w:r>
               <w:rPr>
                 <w:rStyle w:val="ad"/>
-                <w:rFonts w:eastAsiaTheme="majorEastAsia"/>
+                <w:rFonts w:ascii="Times New Roman" w:eastAsiaTheme="majorEastAsia" w:hAnsi="Times New Roman" w:cs="Times New Roman"/>
+                <w:i w:val="0"/>
+                <w:iCs w:val="0"/>
                 <w:noProof/>
               </w:rPr>
               <w:t>Руководство пользователя</w:t>
             </w:r>
             <w:r>
               <w:rPr>
+                <w:rFonts w:ascii="Times New Roman" w:hAnsi="Times New Roman" w:cs="Times New Roman"/>
+                <w:i w:val="0"/>
+                <w:iCs w:val="0"/>
                 <w:noProof/>
                 <w:webHidden/>
               </w:rPr>
@@ -734,6 +810,9 @@
             </w:r>
             <w:r>
               <w:rPr>
+                <w:rFonts w:ascii="Times New Roman" w:hAnsi="Times New Roman" w:cs="Times New Roman"/>
+                <w:i w:val="0"/>
+                <w:iCs w:val="0"/>
                 <w:noProof/>
                 <w:webHidden/>
               </w:rPr>
@@ -741,6 +820,9 @@
             </w:r>
             <w:r>
               <w:rPr>
+                <w:rFonts w:ascii="Times New Roman" w:hAnsi="Times New Roman" w:cs="Times New Roman"/>
+                <w:i w:val="0"/>
+                <w:iCs w:val="0"/>
                 <w:noProof/>
                 <w:webHidden/>
               </w:rPr>
@@ -748,12 +830,18 @@
             </w:r>
             <w:r>
               <w:rPr>
+                <w:rFonts w:ascii="Times New Roman" w:hAnsi="Times New Roman" w:cs="Times New Roman"/>
+                <w:i w:val="0"/>
+                <w:iCs w:val="0"/>
                 <w:noProof/>
                 <w:webHidden/>
               </w:rPr>
             </w:r>
             <w:r>
               <w:rPr>
+                <w:rFonts w:ascii="Times New Roman" w:hAnsi="Times New Roman" w:cs="Times New Roman"/>
+                <w:i w:val="0"/>
+                <w:iCs w:val="0"/>
                 <w:noProof/>
                 <w:webHidden/>
               </w:rPr>
@@ -761,6 +849,9 @@
             </w:r>
             <w:r>
               <w:rPr>
+                <w:rFonts w:ascii="Times New Roman" w:hAnsi="Times New Roman" w:cs="Times New Roman"/>
+                <w:i w:val="0"/>
+                <w:iCs w:val="0"/>
                 <w:noProof/>
                 <w:webHidden/>
               </w:rPr>
@@ -768,6 +859,9 @@
             </w:r>
             <w:r>
               <w:rPr>
+                <w:rFonts w:ascii="Times New Roman" w:hAnsi="Times New Roman" w:cs="Times New Roman"/>
+                <w:i w:val="0"/>
+                <w:iCs w:val="0"/>
                 <w:noProof/>
                 <w:webHidden/>
               </w:rPr>
@@ -782,7 +876,7 @@
               <w:tab w:val="right" w:leader="dot" w:pos="9345"/>
             </w:tabs>
             <w:rPr>
-              <w:rFonts w:eastAsiaTheme="minorEastAsia" w:cstheme="minorBidi"/>
+              <w:rFonts w:ascii="Times New Roman" w:eastAsiaTheme="minorEastAsia" w:hAnsi="Times New Roman" w:cs="Times New Roman"/>
               <w:b w:val="0"/>
               <w:bCs w:val="0"/>
               <w:i w:val="0"/>
@@ -797,13 +891,18 @@
             <w:r>
               <w:rPr>
                 <w:rStyle w:val="ad"/>
-                <w:rFonts w:eastAsiaTheme="majorEastAsia"/>
+                <w:rFonts w:ascii="Times New Roman" w:eastAsiaTheme="majorEastAsia" w:hAnsi="Times New Roman" w:cs="Times New Roman"/>
+                <w:i w:val="0"/>
+                <w:iCs w:val="0"/>
                 <w:noProof/>
               </w:rPr>
               <w:t>Исходный код</w:t>
             </w:r>
             <w:r>
               <w:rPr>
+                <w:rFonts w:ascii="Times New Roman" w:hAnsi="Times New Roman" w:cs="Times New Roman"/>
+                <w:i w:val="0"/>
+                <w:iCs w:val="0"/>
                 <w:noProof/>
                 <w:webHidden/>
               </w:rPr>
@@ -811,6 +910,9 @@
             </w:r>
             <w:r>
               <w:rPr>
+                <w:rFonts w:ascii="Times New Roman" w:hAnsi="Times New Roman" w:cs="Times New Roman"/>
+                <w:i w:val="0"/>
+                <w:iCs w:val="0"/>
                 <w:noProof/>
                 <w:webHidden/>
               </w:rPr>
@@ -818,6 +920,9 @@
             </w:r>
             <w:r>
               <w:rPr>
+                <w:rFonts w:ascii="Times New Roman" w:hAnsi="Times New Roman" w:cs="Times New Roman"/>
+                <w:i w:val="0"/>
+                <w:iCs w:val="0"/>
                 <w:noProof/>
                 <w:webHidden/>
               </w:rPr>
@@ -825,12 +930,18 @@
             </w:r>
             <w:r>
               <w:rPr>
+                <w:rFonts w:ascii="Times New Roman" w:hAnsi="Times New Roman" w:cs="Times New Roman"/>
+                <w:i w:val="0"/>
+                <w:iCs w:val="0"/>
                 <w:noProof/>
                 <w:webHidden/>
               </w:rPr>
             </w:r>
             <w:r>
               <w:rPr>
+                <w:rFonts w:ascii="Times New Roman" w:hAnsi="Times New Roman" w:cs="Times New Roman"/>
+                <w:i w:val="0"/>
+                <w:iCs w:val="0"/>
                 <w:noProof/>
                 <w:webHidden/>
               </w:rPr>
@@ -838,6 +949,9 @@
             </w:r>
             <w:r>
               <w:rPr>
+                <w:rFonts w:ascii="Times New Roman" w:hAnsi="Times New Roman" w:cs="Times New Roman"/>
+                <w:i w:val="0"/>
+                <w:iCs w:val="0"/>
                 <w:noProof/>
                 <w:webHidden/>
               </w:rPr>
@@ -845,6 +959,9 @@
             </w:r>
             <w:r>
               <w:rPr>
+                <w:rFonts w:ascii="Times New Roman" w:hAnsi="Times New Roman" w:cs="Times New Roman"/>
+                <w:i w:val="0"/>
+                <w:iCs w:val="0"/>
                 <w:noProof/>
                 <w:webHidden/>
               </w:rPr>
@@ -893,16 +1010,25 @@
     </w:p>
     <w:p/>
     <w:p>
-      <w:proofErr w:type="spellStart"/>
-      <w:proofErr w:type="spellEnd"/>
+      <w:pPr>
+        <w:ind w:firstLine="284"/>
+        <w:jc w:val="both"/>
+      </w:pPr>
       <w:r>
         <w:t>Цель: освоить взаимодействие микроконтроллера STM32 с периферийными устройствами стенда SDK-1.1M при разработке программы таймера.</w:t>
       </w:r>
     </w:p>
-    <w:p/>
     <w:p>
-      <w:proofErr w:type="spellStart"/>
-      <w:proofErr w:type="spellEnd"/>
+      <w:pPr>
+        <w:ind w:firstLine="284"/>
+        <w:jc w:val="both"/>
+      </w:pPr>
+    </w:p>
+    <w:p>
+      <w:pPr>
+        <w:ind w:firstLine="284"/>
+        <w:jc w:val="both"/>
+      </w:pPr>
       <w:r>
         <w:t>Задача: разработать таймер с вводом начального значения с клавиатуры стенда, отображением текущего значения на OLED-дисплее и подачей звукового сигнала по истечении заданного времени.</w:t>
       </w:r>
@@ -950,21 +1076,75 @@
     <w:p/>
     <w:p>
       <w:pPr>
-        <w:jc w:val="center"/>
-      </w:pPr>
-      <w:r>
-        <w:rPr>
-          <w:i/>
-        </w:rPr>
-        <w:t>[Вставить диаграмму последовательностей из файла «МК2_таймер.uml»]</w:t>
-      </w:r>
-    </w:p>
-    <w:p>
-      <w:pPr>
         <w:rPr>
           <w:rFonts w:eastAsiaTheme="minorEastAsia"/>
         </w:rPr>
       </w:pPr>
+      <w:r>
+        <w:fldChar w:fldCharType="begin"/>
+      </w:r>
+      <w:r>
+        <w:instrText xml:space="preserve"> INCLUDEPICTURE "https://img.plantuml.biz/plantuml/png/jLP1JnDH4BxtLppXeYGSe6hKf0Qj918baWWt4hE17aXAsxGbKKvTgcW2Gi85GmH2l7XSMjQMrgv_OUOV-StiBjtTjg8aDg7BlZSpx_k--UR1JALgbQiRw_cKjL8jbWsTaaTTtgKMdWroU8jSUK-L4BQsibQo2bKpHaVK9GVxROdWEjV8CUctTvSBjnUoJnxUIp-uCsQiYdcHUrUoLXEvfuZsU9jSjjd6RxNbmkl5-VIqPcGNbkBXhrxEFfka2seZzXTETUbI0sKz7hauDtzVjnRNrdFbnA67rE0wTPIKHvS6o5lWLUUFVOv0ZnfJRxBFftpuJpSsDr4fap7qXNg0i2s40KAI7NdZVPF9f03QJ3uEs9f7Vue6X8Hol6D0p3Dpqzcma72xfan44DuFyvIu91uZq4Rvcd35aOuSuUArZOKBl4uPjiCid-M8jEy0yJM9Ipo2NSMpnRj6szB4Juykk3wKutA1sW2X49gopPyqlaskmSEX7q6j2PNxLD6w_47meg11ZnnW-YdhE0AYZt9gl1F7OMazQMAmLISAocDxAEnK43Y974b5mb40AGm6aNQ_y2Y9-3DrP4gePv3K2De0KuAbi18fbFc1lsb4BYG3NHsDxWZZVB5OYWH0DN6lQj33KXCcGeg_h0NX38FFJPHIdxrN9mG34oEiTVzLIyaPfMTuNX2MKFE4pfMYdAw64mbTI2WqPSDDC2StbIkitiWZu__B8-C3OteOzbUEzebvUDZ2WhVK3c0kja50ZtUa3P60lYUEb05cZ_SmsE3OmMMdmwXg-WT6y9q1tpdlXBsEp1OvKVs3y6--GtbNU8GuRKrhw1pBLRv_vUR0TjTT6jUKaFvP-IeC7ouPkVEqXIAizpU7u3wVDKiBjwAn_VlkG0hn7jGCMBKIVoMWfLnNSZzrHvH0L-95OZcvV2KNDPY3c-Ac8paHHN3bePD0nTXuH5qqHAKpDPKdI4FUWxCpWo_vl-0t" \* MERGEFORMATINET </w:instrText>
+      </w:r>
+      <w:r>
+        <w:fldChar w:fldCharType="separate"/>
+      </w:r>
+      <w:r>
+        <w:rPr>
+          <w:noProof/>
+        </w:rPr>
+        <w:drawing>
+          <wp:inline distT="0" distB="0" distL="0" distR="0">
+            <wp:extent cx="5940425" cy="7036435"/>
+            <wp:effectExtent l="0" t="0" r="3175" b="0"/>
+            <wp:docPr id="644153618" name="Рисунок 1"/>
+            <wp:cNvGraphicFramePr>
+              <a:graphicFrameLocks xmlns:a="http://schemas.openxmlformats.org/drawingml/2006/main" noChangeAspect="1"/>
+            </wp:cNvGraphicFramePr>
+            <a:graphic xmlns:a="http://schemas.openxmlformats.org/drawingml/2006/main">
+              <a:graphicData uri="http://schemas.openxmlformats.org/drawingml/2006/picture">
+                <pic:pic xmlns:pic="http://schemas.openxmlformats.org/drawingml/2006/picture">
+                  <pic:nvPicPr>
+                    <pic:cNvPr id="0" name="Picture 1"/>
+                    <pic:cNvPicPr>
+                      <a:picLocks noChangeAspect="1" noChangeArrowheads="1"/>
+                    </pic:cNvPicPr>
+                  </pic:nvPicPr>
+                  <pic:blipFill>
+                    <a:blip r:embed="rId10">
+                      <a:extLst>
+                        <a:ext uri="{28A0092B-C50C-407E-A947-70E740481C1C}">
+                          <a14:useLocalDpi xmlns:a14="http://schemas.microsoft.com/office/drawing/2010/main" val="0"/>
+                        </a:ext>
+                      </a:extLst>
+                    </a:blip>
+                    <a:srcRect/>
+                    <a:stretch>
+                      <a:fillRect/>
+                    </a:stretch>
+                  </pic:blipFill>
+                  <pic:spPr bwMode="auto">
+                    <a:xfrm>
+                      <a:off x="0" y="0"/>
+                      <a:ext cx="5940425" cy="7036435"/>
+                    </a:xfrm>
+                    <a:prstGeom prst="rect">
+                      <a:avLst/>
+                    </a:prstGeom>
+                    <a:noFill/>
+                    <a:ln>
+                      <a:noFill/>
+                    </a:ln>
+                  </pic:spPr>
+                </pic:pic>
+              </a:graphicData>
+            </a:graphic>
+          </wp:inline>
+        </w:drawing>
+      </w:r>
+      <w:r>
+        <w:fldChar w:fldCharType="end"/>
+      </w:r>
     </w:p>
     <w:p>
       <w:pPr>
@@ -992,28 +1172,56 @@
     </w:p>
     <w:p/>
     <w:p>
+      <w:pPr>
+        <w:spacing w:after="100" w:afterAutospacing="1"/>
+        <w:ind w:firstLine="284"/>
+        <w:contextualSpacing/>
+        <w:jc w:val="both"/>
+      </w:pPr>
       <w:r>
         <w:t>После запуска программы микроконтроллер инициализирует интерфейс I2C, OLED-дисплей, клавиатуру через расширитель PCA9538, таймер TIM6 и звуковой излучатель. На дисплее сначала выводится схема расположения клавиш и приглашение нажать «*» для перехода к таймеру.</w:t>
       </w:r>
     </w:p>
     <w:p>
+      <w:pPr>
+        <w:spacing w:after="100" w:afterAutospacing="1"/>
+        <w:ind w:firstLine="284"/>
+        <w:contextualSpacing/>
+        <w:jc w:val="both"/>
+      </w:pPr>
       <w:r>
         <w:t>Процессор циклически опрашивает клавиатуру. После нажатия «*» открывается экран ввода начального значения таймера. Цифровые клавиши используются для ввода времени в секундах, а введенное значение отображается на OLED-дисплее.</w:t>
       </w:r>
     </w:p>
     <w:p>
+      <w:pPr>
+        <w:spacing w:after="100" w:afterAutospacing="1"/>
+        <w:ind w:firstLine="284"/>
+        <w:contextualSpacing/>
+        <w:jc w:val="both"/>
+      </w:pPr>
       <w:r>
         <w:t>При нажатии «#» запускается обратный отсчет. Таймер TIM6 формирует событие с периодом 1 с, после которого процессор уменьшает оставшееся время и обновляет значение на дисплее.</w:t>
       </w:r>
     </w:p>
     <w:p>
+      <w:pPr>
+        <w:spacing w:after="100" w:afterAutospacing="1"/>
+        <w:ind w:firstLine="284"/>
+        <w:contextualSpacing/>
+        <w:jc w:val="both"/>
+      </w:pPr>
       <w:r>
         <w:t>Клавиша «*» во время настройки или отсчета сбрасывает текущее значение и возвращает программу к вводу нового времени.</w:t>
       </w:r>
     </w:p>
     <w:p>
-      <w:proofErr w:type="spellStart"/>
-      <w:proofErr w:type="spellEnd"/>
+      <w:pPr>
+        <w:spacing w:after="100" w:afterAutospacing="1"/>
+        <w:ind w:firstLine="284"/>
+        <w:contextualSpacing/>
+        <w:jc w:val="both"/>
+      </w:pPr>
       <w:r>
         <w:t>Когда значение таймера достигает нуля, на дисплее появляется сообщение об окончании времени, а звуковой излучатель включается с помощью ШИМ-сигнала. После этого пользователь может нажать клавишу и снова перейти к установке таймера.</w:t>
       </w:r>
@@ -1039,6 +1247,9 @@
     <w:p>
       <w:pPr>
         <w:pStyle w:val="1"/>
+        <w:rPr>
+          <w:lang w:val="en-US"/>
+        </w:rPr>
       </w:pPr>
       <w:bookmarkStart w:id="3" w:name="_Toc241674110"/>
       <w:r>
@@ -1049,30 +1260,35 @@
     </w:p>
     <w:p>
       <w:pPr>
-        <w:jc w:val="both"/>
+        <w:rPr>
+          <w:lang w:val="en-US"/>
+        </w:rPr>
       </w:pPr>
       <w:r>
+        <w:rPr>
+          <w:noProof/>
+        </w:rPr>
         <w:drawing>
-          <wp:anchor distT="0" distB="0" distL="114300" distR="114300" simplePos="0" relativeHeight="251658240" behindDoc="1" locked="0" layoutInCell="1" allowOverlap="1" wp14:anchorId="44C168B6">
+          <wp:anchor distT="0" distB="0" distL="114300" distR="114300" simplePos="0" relativeHeight="251667456" behindDoc="1" locked="0" layoutInCell="1" allowOverlap="1">
             <wp:simplePos x="0" y="0"/>
             <wp:positionH relativeFrom="column">
-              <wp:posOffset>2544445</wp:posOffset>
+              <wp:posOffset>-613410</wp:posOffset>
             </wp:positionH>
             <wp:positionV relativeFrom="paragraph">
-              <wp:posOffset>108585</wp:posOffset>
+              <wp:posOffset>387350</wp:posOffset>
             </wp:positionV>
-            <wp:extent cx="2991485" cy="2575560"/>
-            <wp:effectExtent l="0" t="0" r="5715" b="2540"/>
+            <wp:extent cx="1653540" cy="2623185"/>
+            <wp:effectExtent l="0" t="0" r="0" b="5715"/>
             <wp:wrapTight wrapText="bothSides">
               <wp:wrapPolygon edited="0">
                 <wp:start x="0" y="0"/>
-                <wp:lineTo x="0" y="21515"/>
-                <wp:lineTo x="21550" y="21515"/>
-                <wp:lineTo x="21550" y="0"/>
+                <wp:lineTo x="0" y="21542"/>
+                <wp:lineTo x="21401" y="21542"/>
+                <wp:lineTo x="21401" y="0"/>
                 <wp:lineTo x="0" y="0"/>
               </wp:wrapPolygon>
             </wp:wrapTight>
-            <wp:docPr id="500578504" name="Рисунок 1"/>
+            <wp:docPr id="1330297212" name="Рисунок 3" descr="Изображение выглядит как электроника, схема, Электронная техника, Электронный компонент&#10;&#10;Контент, сгенерированный ИИ, может содержать ошибки."/>
             <wp:cNvGraphicFramePr>
               <a:graphicFrameLocks xmlns:a="http://schemas.openxmlformats.org/drawingml/2006/main" noChangeAspect="1"/>
             </wp:cNvGraphicFramePr>
@@ -1080,7 +1296,7 @@
               <a:graphicData uri="http://schemas.openxmlformats.org/drawingml/2006/picture">
                 <pic:pic xmlns:pic="http://schemas.openxmlformats.org/drawingml/2006/picture">
                   <pic:nvPicPr>
-                    <pic:cNvPr id="500578504" name=""/>
+                    <pic:cNvPr id="1330297212" name="Рисунок 3" descr="Изображение выглядит как электроника, схема, Электронная техника, Электронный компонент&#10;&#10;Контент, сгенерированный ИИ, может содержать ошибки."/>
                     <pic:cNvPicPr/>
                   </pic:nvPicPr>
                   <pic:blipFill>
@@ -1098,7 +1314,135 @@
                   <pic:spPr>
                     <a:xfrm>
                       <a:off x="0" y="0"/>
-                      <a:ext cx="2991485" cy="2575560"/>
+                      <a:ext cx="1653540" cy="2623185"/>
+                    </a:xfrm>
+                    <a:prstGeom prst="rect">
+                      <a:avLst/>
+                    </a:prstGeom>
+                  </pic:spPr>
+                </pic:pic>
+              </a:graphicData>
+            </a:graphic>
+            <wp14:sizeRelH relativeFrom="page">
+              <wp14:pctWidth>0</wp14:pctWidth>
+            </wp14:sizeRelH>
+            <wp14:sizeRelV relativeFrom="page">
+              <wp14:pctHeight>0</wp14:pctHeight>
+            </wp14:sizeRelV>
+          </wp:anchor>
+        </w:drawing>
+      </w:r>
+      <w:r>
+        <w:rPr>
+          <w:noProof/>
+        </w:rPr>
+        <w:drawing>
+          <wp:anchor distT="0" distB="0" distL="114300" distR="114300" simplePos="0" relativeHeight="251668480" behindDoc="0" locked="0" layoutInCell="1" allowOverlap="1">
+            <wp:simplePos x="0" y="0"/>
+            <wp:positionH relativeFrom="column">
+              <wp:posOffset>1033200</wp:posOffset>
+            </wp:positionH>
+            <wp:positionV relativeFrom="paragraph">
+              <wp:posOffset>387350</wp:posOffset>
+            </wp:positionV>
+            <wp:extent cx="1613535" cy="2643505"/>
+            <wp:effectExtent l="0" t="0" r="0" b="0"/>
+            <wp:wrapSquare wrapText="bothSides"/>
+            <wp:docPr id="1377018249" name="Рисунок 4" descr="Изображение выглядит как электроника, схема, текст, Электронная техника&#10;&#10;Контент, сгенерированный ИИ, может содержать ошибки."/>
+            <wp:cNvGraphicFramePr>
+              <a:graphicFrameLocks xmlns:a="http://schemas.openxmlformats.org/drawingml/2006/main" noChangeAspect="1"/>
+            </wp:cNvGraphicFramePr>
+            <a:graphic xmlns:a="http://schemas.openxmlformats.org/drawingml/2006/main">
+              <a:graphicData uri="http://schemas.openxmlformats.org/drawingml/2006/picture">
+                <pic:pic xmlns:pic="http://schemas.openxmlformats.org/drawingml/2006/picture">
+                  <pic:nvPicPr>
+                    <pic:cNvPr id="1377018249" name="Рисунок 4" descr="Изображение выглядит как электроника, схема, текст, Электронная техника&#10;&#10;Контент, сгенерированный ИИ, может содержать ошибки."/>
+                    <pic:cNvPicPr/>
+                  </pic:nvPicPr>
+                  <pic:blipFill>
+                    <a:blip r:embed="rId12" cstate="print">
+                      <a:extLst>
+                        <a:ext uri="{28A0092B-C50C-407E-A947-70E740481C1C}">
+                          <a14:useLocalDpi xmlns:a14="http://schemas.microsoft.com/office/drawing/2010/main" val="0"/>
+                        </a:ext>
+                      </a:extLst>
+                    </a:blip>
+                    <a:stretch>
+                      <a:fillRect/>
+                    </a:stretch>
+                  </pic:blipFill>
+                  <pic:spPr>
+                    <a:xfrm>
+                      <a:off x="0" y="0"/>
+                      <a:ext cx="1613535" cy="2643505"/>
+                    </a:xfrm>
+                    <a:prstGeom prst="rect">
+                      <a:avLst/>
+                    </a:prstGeom>
+                  </pic:spPr>
+                </pic:pic>
+              </a:graphicData>
+            </a:graphic>
+            <wp14:sizeRelH relativeFrom="page">
+              <wp14:pctWidth>0</wp14:pctWidth>
+            </wp14:sizeRelH>
+            <wp14:sizeRelV relativeFrom="page">
+              <wp14:pctHeight>0</wp14:pctHeight>
+            </wp14:sizeRelV>
+          </wp:anchor>
+        </w:drawing>
+      </w:r>
+      <w:r>
+        <w:rPr>
+          <w:noProof/>
+        </w:rPr>
+        <w:drawing>
+          <wp:anchor distT="0" distB="0" distL="114300" distR="114300" simplePos="0" relativeHeight="251670528" behindDoc="1" locked="0" layoutInCell="1" allowOverlap="1">
+            <wp:simplePos x="0" y="0"/>
+            <wp:positionH relativeFrom="column">
+              <wp:posOffset>4186555</wp:posOffset>
+            </wp:positionH>
+            <wp:positionV relativeFrom="paragraph">
+              <wp:posOffset>387350</wp:posOffset>
+            </wp:positionV>
+            <wp:extent cx="1645920" cy="2643505"/>
+            <wp:effectExtent l="0" t="0" r="5080" b="0"/>
+            <wp:wrapTight wrapText="bothSides">
+              <wp:wrapPolygon edited="0">
+                <wp:start x="0" y="0"/>
+                <wp:lineTo x="0" y="21481"/>
+                <wp:lineTo x="21500" y="21481"/>
+                <wp:lineTo x="21500" y="0"/>
+                <wp:lineTo x="0" y="0"/>
+              </wp:wrapPolygon>
+            </wp:wrapTight>
+            <wp:docPr id="893744039" name="Рисунок 6" descr="Изображение выглядит как электроника, схема, текст, Электронная техника&#10;&#10;Контент, сгенерированный ИИ, может содержать ошибки."/>
+            <wp:cNvGraphicFramePr>
+              <a:graphicFrameLocks xmlns:a="http://schemas.openxmlformats.org/drawingml/2006/main" noChangeAspect="1"/>
+            </wp:cNvGraphicFramePr>
+            <a:graphic xmlns:a="http://schemas.openxmlformats.org/drawingml/2006/main">
+              <a:graphicData uri="http://schemas.openxmlformats.org/drawingml/2006/picture">
+                <pic:pic xmlns:pic="http://schemas.openxmlformats.org/drawingml/2006/picture">
+                  <pic:nvPicPr>
+                    <pic:cNvPr id="893744039" name="Рисунок 6" descr="Изображение выглядит как электроника, схема, текст, Электронная техника&#10;&#10;Контент, сгенерированный ИИ, может содержать ошибки."/>
+                    <pic:cNvPicPr/>
+                  </pic:nvPicPr>
+                  <pic:blipFill>
+                    <a:blip r:embed="rId13" cstate="print">
+                      <a:extLst>
+                        <a:ext uri="{28A0092B-C50C-407E-A947-70E740481C1C}">
+                          <a14:useLocalDpi xmlns:a14="http://schemas.microsoft.com/office/drawing/2010/main" val="0"/>
+                        </a:ext>
+                      </a:extLst>
+                    </a:blip>
+                    <a:stretch>
+                      <a:fillRect/>
+                    </a:stretch>
+                  </pic:blipFill>
+                  <pic:spPr>
+                    <a:xfrm>
+                      <a:off x="0" y="0"/>
+                      <a:ext cx="1645920" cy="2643505"/>
                     </a:xfrm>
                     <a:prstGeom prst="rect">
                       <a:avLst/>
@@ -1119,79 +1463,33 @@
     </w:p>
     <w:p>
       <w:pPr>
-        <w:pStyle w:val="ab"/>
-        <w:numPr>
-          <w:ilvl w:val="0"/>
-          <w:numId w:val="47"/>
-        </w:numPr>
+        <w:jc w:val="both"/>
       </w:pPr>
       <w:r>
-        <w:t>На стартовом экране ознакомьтесь с расположением клавиш и нажмите «*», чтобы перейти к таймеру.</w:t>
-      </w:r>
-    </w:p>
-    <w:p>
-      <w:pPr>
-        <w:pStyle w:val="ab"/>
-      </w:pPr>
-    </w:p>
-    <w:p>
-      <w:pPr>
-        <w:pStyle w:val="ab"/>
-      </w:pPr>
-    </w:p>
-    <w:p>
-      <w:pPr>
-        <w:ind w:left="360"/>
-      </w:pPr>
-    </w:p>
-    <w:p>
-      <w:pPr>
-        <w:pStyle w:val="ab"/>
-      </w:pPr>
-    </w:p>
-    <w:p>
-      <w:pPr>
-        <w:pStyle w:val="ab"/>
-      </w:pPr>
-    </w:p>
-    <w:p>
-      <w:pPr>
-        <w:pStyle w:val="ab"/>
-      </w:pPr>
-    </w:p>
-    <w:p>
-      <w:pPr>
-        <w:pStyle w:val="ab"/>
-      </w:pPr>
-    </w:p>
-    <w:p>
-      <w:pPr>
-        <w:pStyle w:val="ab"/>
-      </w:pPr>
-    </w:p>
-    <w:p>
-      <w:pPr>
-        <w:pStyle w:val="ab"/>
-      </w:pPr>
-    </w:p>
-    <w:p>
-      <w:pPr>
-        <w:pStyle w:val="ab"/>
-      </w:pPr>
-      <w:r>
+        <w:rPr>
+          <w:noProof/>
+        </w:rPr>
         <w:drawing>
-          <wp:anchor distT="0" distB="0" distL="114300" distR="114300" simplePos="0" relativeHeight="251659264" behindDoc="0" locked="0" layoutInCell="1" allowOverlap="1" wp14:anchorId="2D990D5E">
+          <wp:anchor distT="0" distB="0" distL="114300" distR="114300" simplePos="0" relativeHeight="251669504" behindDoc="1" locked="0" layoutInCell="1" allowOverlap="1">
             <wp:simplePos x="0" y="0"/>
             <wp:positionH relativeFrom="column">
-              <wp:posOffset>2547620</wp:posOffset>
+              <wp:posOffset>2646680</wp:posOffset>
             </wp:positionH>
             <wp:positionV relativeFrom="paragraph">
-              <wp:posOffset>26035</wp:posOffset>
+              <wp:posOffset>182880</wp:posOffset>
             </wp:positionV>
-            <wp:extent cx="2967355" cy="2447925"/>
-            <wp:effectExtent l="0" t="0" r="4445" b="3175"/>
-            <wp:wrapSquare wrapText="bothSides"/>
-            <wp:docPr id="238516810" name="Рисунок 1"/>
+            <wp:extent cx="1540510" cy="2643505"/>
+            <wp:effectExtent l="0" t="0" r="0" b="0"/>
+            <wp:wrapTight wrapText="bothSides">
+              <wp:wrapPolygon edited="0">
+                <wp:start x="0" y="0"/>
+                <wp:lineTo x="0" y="21481"/>
+                <wp:lineTo x="21369" y="21481"/>
+                <wp:lineTo x="21369" y="0"/>
+                <wp:lineTo x="0" y="0"/>
+              </wp:wrapPolygon>
+            </wp:wrapTight>
+            <wp:docPr id="1336337152" name="Рисунок 5"/>
             <wp:cNvGraphicFramePr>
               <a:graphicFrameLocks xmlns:a="http://schemas.openxmlformats.org/drawingml/2006/main" noChangeAspect="1"/>
             </wp:cNvGraphicFramePr>
@@ -1199,11 +1497,11 @@
               <a:graphicData uri="http://schemas.openxmlformats.org/drawingml/2006/picture">
                 <pic:pic xmlns:pic="http://schemas.openxmlformats.org/drawingml/2006/picture">
                   <pic:nvPicPr>
-                    <pic:cNvPr id="238516810" name=""/>
+                    <pic:cNvPr id="1336337152" name="Рисунок 1336337152"/>
                     <pic:cNvPicPr/>
                   </pic:nvPicPr>
                   <pic:blipFill>
-                    <a:blip r:embed="rId12" cstate="print">
+                    <a:blip r:embed="rId14" cstate="print">
                       <a:extLst>
                         <a:ext uri="{28A0092B-C50C-407E-A947-70E740481C1C}">
                           <a14:useLocalDpi xmlns:a14="http://schemas.microsoft.com/office/drawing/2010/main" val="0"/>
@@ -1217,7 +1515,7 @@
                   <pic:spPr>
                     <a:xfrm>
                       <a:off x="0" y="0"/>
-                      <a:ext cx="2967355" cy="2447925"/>
+                      <a:ext cx="1540510" cy="2643505"/>
                     </a:xfrm>
                     <a:prstGeom prst="rect">
                       <a:avLst/>
@@ -1239,458 +1537,199 @@
     <w:p>
       <w:pPr>
         <w:pStyle w:val="ab"/>
-        <w:numPr>
-          <w:ilvl w:val="0"/>
-          <w:numId w:val="47"/>
-        </w:numPr>
-      </w:pPr>
+        <w:ind w:right="5700"/>
+      </w:pPr>
+    </w:p>
+    <w:tbl>
+      <w:tblPr>
+        <w:tblStyle w:val="aa"/>
+        <w:tblW w:w="10813" w:type="dxa"/>
+        <w:tblInd w:w="-993" w:type="dxa"/>
+        <w:tblBorders>
+          <w:top w:val="none" w:sz="0" w:space="0" w:color="auto"/>
+          <w:left w:val="none" w:sz="0" w:space="0" w:color="auto"/>
+          <w:bottom w:val="none" w:sz="0" w:space="0" w:color="auto"/>
+          <w:right w:val="none" w:sz="0" w:space="0" w:color="auto"/>
+          <w:insideH w:val="none" w:sz="0" w:space="0" w:color="auto"/>
+          <w:insideV w:val="none" w:sz="0" w:space="0" w:color="auto"/>
+        </w:tblBorders>
+        <w:tblLayout w:type="fixed"/>
+        <w:tblLook w:val="04A0" w:firstRow="1" w:lastRow="0" w:firstColumn="1" w:lastColumn="0" w:noHBand="0" w:noVBand="1"/>
+      </w:tblPr>
+      <w:tblGrid>
+        <w:gridCol w:w="2558"/>
+        <w:gridCol w:w="2822"/>
+        <w:gridCol w:w="2349"/>
+        <w:gridCol w:w="3084"/>
+      </w:tblGrid>
+      <w:tr>
+        <w:tc>
+          <w:tcPr>
+            <w:tcW w:w="2558" w:type="dxa"/>
+          </w:tcPr>
+          <w:p>
+            <w:r>
+              <w:t>1.</w:t>
+            </w:r>
+            <w:r>
+              <w:t>На стартовом экране ознакомьтесь с расположением клавиш и нажмите «*», чтобы перейти к таймеру.</w:t>
+            </w:r>
+          </w:p>
+          <w:p>
+            <w:pPr>
+              <w:pStyle w:val="ab"/>
+              <w:ind w:left="0" w:right="-107"/>
+              <w:jc w:val="center"/>
+            </w:pPr>
+          </w:p>
+        </w:tc>
+        <w:tc>
+          <w:tcPr>
+            <w:tcW w:w="2822" w:type="dxa"/>
+          </w:tcPr>
+          <w:p>
+            <w:r>
+              <w:t xml:space="preserve">2. </w:t>
+            </w:r>
+            <w:r>
+              <w:t>Введите начальное время в секундах цифровыми клавишами. Значение появится на дисплее.</w:t>
+            </w:r>
+          </w:p>
+          <w:p>
+            <w:pPr>
+              <w:pStyle w:val="ab"/>
+              <w:ind w:left="26" w:right="3275"/>
+            </w:pPr>
+          </w:p>
+        </w:tc>
+        <w:tc>
+          <w:tcPr>
+            <w:tcW w:w="2349" w:type="dxa"/>
+          </w:tcPr>
+          <w:p>
+            <w:r>
+              <w:t xml:space="preserve">3. </w:t>
+            </w:r>
+            <w:r>
+              <w:t>Нажмите «#», чтобы запустить обратный отсчет</w:t>
+            </w:r>
+            <w:r>
+              <w:t>.</w:t>
+            </w:r>
+          </w:p>
+          <w:p>
+            <w:pPr>
+              <w:pStyle w:val="ab"/>
+              <w:ind w:left="0" w:right="5700"/>
+            </w:pPr>
+          </w:p>
+        </w:tc>
+        <w:tc>
+          <w:tcPr>
+            <w:tcW w:w="3084" w:type="dxa"/>
+          </w:tcPr>
+          <w:p>
+            <w:pPr>
+              <w:ind w:left="-36"/>
+            </w:pPr>
+            <w:r>
+              <w:t>4. После достижения нуля появляется сообщение «TIME UP!» и подается звуковой сигнал. Нажмите любую клавишу для возврата к установке таймера.</w:t>
+            </w:r>
+          </w:p>
+          <w:p>
+            <w:pPr>
+              <w:pStyle w:val="ab"/>
+              <w:ind w:left="323" w:right="28"/>
+            </w:pPr>
+          </w:p>
+        </w:tc>
+      </w:tr>
+    </w:tbl>
+    <w:p/>
+    <w:p>
+      <w:pPr>
+        <w:jc w:val="both"/>
+      </w:pPr>
+    </w:p>
+    <w:p>
+      <w:pPr>
+        <w:jc w:val="both"/>
+      </w:pPr>
+    </w:p>
+    <w:p>
+      <w:pPr>
+        <w:jc w:val="both"/>
+      </w:pPr>
+    </w:p>
+    <w:p>
+      <w:pPr>
+        <w:jc w:val="both"/>
+      </w:pPr>
+    </w:p>
+    <w:p>
+      <w:pPr>
+        <w:jc w:val="both"/>
+      </w:pPr>
+    </w:p>
+    <w:p>
+      <w:pPr>
+        <w:jc w:val="both"/>
+      </w:pPr>
+    </w:p>
+    <w:p>
+      <w:pPr>
+        <w:jc w:val="both"/>
+      </w:pPr>
+    </w:p>
+    <w:p>
+      <w:pPr>
+        <w:jc w:val="both"/>
+      </w:pPr>
+    </w:p>
+    <w:p>
+      <w:pPr>
+        <w:jc w:val="both"/>
+      </w:pPr>
+    </w:p>
+    <w:p>
+      <w:pPr>
+        <w:jc w:val="both"/>
+      </w:pPr>
+    </w:p>
+    <w:p>
+      <w:pPr>
+        <w:rPr>
+          <w:rFonts w:eastAsiaTheme="majorEastAsia" w:cstheme="majorBidi"/>
+          <w:b/>
+          <w:sz w:val="40"/>
+          <w:szCs w:val="32"/>
+        </w:rPr>
+      </w:pPr>
+      <w:bookmarkStart w:id="4" w:name="_Toc241674111"/>
       <w:r>
-        <w:t>Введите начальное время в секундах цифровыми клавишами. Значение появится на дисплее.</w:t>
+        <w:br w:type="page"/>
       </w:r>
     </w:p>
     <w:p>
       <w:pPr>
-        <w:pStyle w:val="ab"/>
-      </w:pPr>
-    </w:p>
-    <w:p>
-      <w:pPr>
-        <w:pStyle w:val="ab"/>
-      </w:pPr>
-    </w:p>
-    <w:p>
-      <w:pPr>
-        <w:pStyle w:val="ab"/>
-      </w:pPr>
-    </w:p>
-    <w:p>
-      <w:pPr>
-        <w:pStyle w:val="ab"/>
-      </w:pPr>
-    </w:p>
-    <w:p>
-      <w:pPr>
-        <w:pStyle w:val="ab"/>
-      </w:pPr>
-    </w:p>
-    <w:p/>
-    <w:p>
-      <w:pPr>
-        <w:pStyle w:val="ab"/>
-      </w:pPr>
-      <w:r>
-        <w:drawing>
-          <wp:anchor distT="0" distB="0" distL="114300" distR="114300" simplePos="0" relativeHeight="251660288" behindDoc="0" locked="0" layoutInCell="1" allowOverlap="1" wp14:anchorId="3D2A5168">
-            <wp:simplePos x="0" y="0"/>
-            <wp:positionH relativeFrom="column">
-              <wp:posOffset>2547620</wp:posOffset>
-            </wp:positionH>
-            <wp:positionV relativeFrom="paragraph">
-              <wp:posOffset>21590</wp:posOffset>
-            </wp:positionV>
-            <wp:extent cx="2991485" cy="2562225"/>
-            <wp:effectExtent l="0" t="0" r="5715" b="3175"/>
-            <wp:wrapSquare wrapText="bothSides"/>
-            <wp:docPr id="865729370" name="Рисунок 1"/>
-            <wp:cNvGraphicFramePr>
-              <a:graphicFrameLocks xmlns:a="http://schemas.openxmlformats.org/drawingml/2006/main" noChangeAspect="1"/>
-            </wp:cNvGraphicFramePr>
-            <a:graphic xmlns:a="http://schemas.openxmlformats.org/drawingml/2006/main">
-              <a:graphicData uri="http://schemas.openxmlformats.org/drawingml/2006/picture">
-                <pic:pic xmlns:pic="http://schemas.openxmlformats.org/drawingml/2006/picture">
-                  <pic:nvPicPr>
-                    <pic:cNvPr id="865729370" name=""/>
-                    <pic:cNvPicPr/>
-                  </pic:nvPicPr>
-                  <pic:blipFill>
-                    <a:blip r:embed="rId13" cstate="print">
-                      <a:extLst>
-                        <a:ext uri="{28A0092B-C50C-407E-A947-70E740481C1C}">
-                          <a14:useLocalDpi xmlns:a14="http://schemas.microsoft.com/office/drawing/2010/main" val="0"/>
-                        </a:ext>
-                      </a:extLst>
-                    </a:blip>
-                    <a:stretch>
-                      <a:fillRect/>
-                    </a:stretch>
-                  </pic:blipFill>
-                  <pic:spPr>
-                    <a:xfrm>
-                      <a:off x="0" y="0"/>
-                      <a:ext cx="2991485" cy="2562225"/>
-                    </a:xfrm>
-                    <a:prstGeom prst="rect">
-                      <a:avLst/>
-                    </a:prstGeom>
-                  </pic:spPr>
-                </pic:pic>
-              </a:graphicData>
-            </a:graphic>
-            <wp14:sizeRelH relativeFrom="page">
-              <wp14:pctWidth>0</wp14:pctWidth>
-            </wp14:sizeRelH>
-            <wp14:sizeRelV relativeFrom="page">
-              <wp14:pctHeight>0</wp14:pctHeight>
-            </wp14:sizeRelV>
-          </wp:anchor>
-        </w:drawing>
-      </w:r>
-    </w:p>
-    <w:p>
-      <w:pPr>
-        <w:pStyle w:val="ab"/>
-        <w:numPr>
-          <w:ilvl w:val="0"/>
-          <w:numId w:val="47"/>
-        </w:numPr>
-      </w:pPr>
-      <w:r>
-        <w:t>Нажмите «#», чтобы запустить обратный отсчет.</w:t>
-      </w:r>
-    </w:p>
-    <w:p>
-      <w:pPr>
-        <w:pStyle w:val="ab"/>
-      </w:pPr>
-    </w:p>
-    <w:p/>
-    <w:p>
-      <w:pPr>
-        <w:pStyle w:val="ab"/>
-      </w:pPr>
-    </w:p>
-    <w:p>
-      <w:pPr>
-        <w:pStyle w:val="ab"/>
-      </w:pPr>
-    </w:p>
-    <w:p>
-      <w:pPr>
-        <w:pStyle w:val="ab"/>
-      </w:pPr>
-    </w:p>
-    <w:p>
-      <w:pPr>
-        <w:pStyle w:val="ab"/>
-      </w:pPr>
-    </w:p>
-    <w:p>
-      <w:pPr>
-        <w:pStyle w:val="ab"/>
-      </w:pPr>
-    </w:p>
-    <w:p>
-      <w:pPr>
-        <w:pStyle w:val="ab"/>
-      </w:pPr>
-    </w:p>
-    <w:p>
-      <w:pPr>
-        <w:pStyle w:val="ab"/>
-      </w:pPr>
-    </w:p>
-    <w:p>
-      <w:pPr>
-        <w:pStyle w:val="ab"/>
-      </w:pPr>
-    </w:p>
-    <w:p>
-      <w:pPr>
-        <w:pStyle w:val="ab"/>
-      </w:pPr>
-    </w:p>
-    <w:p>
-      <w:pPr>
-        <w:pStyle w:val="ab"/>
-      </w:pPr>
-    </w:p>
-    <w:p>
-      <w:pPr>
-        <w:pStyle w:val="ab"/>
-      </w:pPr>
-    </w:p>
-    <w:p>
-      <w:pPr>
-        <w:pStyle w:val="ab"/>
-      </w:pPr>
-    </w:p>
-    <w:p>
-      <w:pPr>
-        <w:pStyle w:val="ab"/>
-        <w:numPr>
-          <w:ilvl w:val="0"/>
-          <w:numId w:val="47"/>
-        </w:numPr>
+        <w:pStyle w:val="1"/>
       </w:pPr>
       <w:r>
         <w:lastRenderedPageBreak/>
-        <w:drawing>
-          <wp:anchor distT="0" distB="0" distL="114300" distR="114300" simplePos="0" relativeHeight="251661312" behindDoc="0" locked="0" layoutInCell="1" allowOverlap="1" wp14:anchorId="6E73F5AB">
-            <wp:simplePos x="0" y="0"/>
-            <wp:positionH relativeFrom="column">
-              <wp:posOffset>2409825</wp:posOffset>
-            </wp:positionH>
-            <wp:positionV relativeFrom="paragraph">
-              <wp:posOffset>0</wp:posOffset>
-            </wp:positionV>
-            <wp:extent cx="3207005" cy="2930013"/>
-            <wp:effectExtent l="0" t="0" r="6350" b="3810"/>
-            <wp:wrapSquare wrapText="bothSides"/>
-            <wp:docPr id="186969145" name="Рисунок 1"/>
-            <wp:cNvGraphicFramePr>
-              <a:graphicFrameLocks xmlns:a="http://schemas.openxmlformats.org/drawingml/2006/main" noChangeAspect="1"/>
-            </wp:cNvGraphicFramePr>
-            <a:graphic xmlns:a="http://schemas.openxmlformats.org/drawingml/2006/main">
-              <a:graphicData uri="http://schemas.openxmlformats.org/drawingml/2006/picture">
-                <pic:pic xmlns:pic="http://schemas.openxmlformats.org/drawingml/2006/picture">
-                  <pic:nvPicPr>
-                    <pic:cNvPr id="186969145" name=""/>
-                    <pic:cNvPicPr/>
-                  </pic:nvPicPr>
-                  <pic:blipFill>
-                    <a:blip r:embed="rId14" cstate="print">
-                      <a:extLst>
-                        <a:ext uri="{28A0092B-C50C-407E-A947-70E740481C1C}">
-                          <a14:useLocalDpi xmlns:a14="http://schemas.microsoft.com/office/drawing/2010/main" val="0"/>
-                        </a:ext>
-                      </a:extLst>
-                    </a:blip>
-                    <a:stretch>
-                      <a:fillRect/>
-                    </a:stretch>
-                  </pic:blipFill>
-                  <pic:spPr>
-                    <a:xfrm>
-                      <a:off x="0" y="0"/>
-                      <a:ext cx="3207005" cy="2930013"/>
-                    </a:xfrm>
-                    <a:prstGeom prst="rect">
-                      <a:avLst/>
-                    </a:prstGeom>
-                  </pic:spPr>
-                </pic:pic>
-              </a:graphicData>
-            </a:graphic>
-            <wp14:sizeRelH relativeFrom="page">
-              <wp14:pctWidth>0</wp14:pctWidth>
-            </wp14:sizeRelH>
-            <wp14:sizeRelV relativeFrom="page">
-              <wp14:pctHeight>0</wp14:pctHeight>
-            </wp14:sizeRelV>
-          </wp:anchor>
-        </w:drawing>
-      </w:r>
-      <w:proofErr w:type="gramStart"/>
-      <w:proofErr w:type="gramEnd"/>
-      <w:r>
-        <w:t>Во время отсчета на дисплее отображается оставшееся время. Для отмены можно нажать «*».</w:t>
-      </w:r>
-    </w:p>
-    <w:p>
-      <w:pPr>
-        <w:ind w:left="360"/>
-      </w:pPr>
-    </w:p>
-    <w:p>
-      <w:pPr>
-        <w:pStyle w:val="ab"/>
-      </w:pPr>
-    </w:p>
-    <w:p/>
-    <w:p>
-      <w:pPr>
-        <w:pStyle w:val="ab"/>
-      </w:pPr>
-    </w:p>
-    <w:p>
-      <w:pPr>
-        <w:pStyle w:val="ab"/>
-      </w:pPr>
-    </w:p>
-    <w:p>
-      <w:pPr>
-        <w:pStyle w:val="ab"/>
-      </w:pPr>
-    </w:p>
-    <w:p>
-      <w:pPr>
-        <w:pStyle w:val="ab"/>
-      </w:pPr>
-    </w:p>
-    <w:p>
-      <w:pPr>
-        <w:pStyle w:val="ab"/>
-      </w:pPr>
-    </w:p>
-    <w:p>
-      <w:pPr>
-        <w:pStyle w:val="ab"/>
-      </w:pPr>
-    </w:p>
-    <w:p>
-      <w:pPr>
-        <w:pStyle w:val="ab"/>
-      </w:pPr>
-    </w:p>
-    <w:p>
-      <w:pPr>
-        <w:pStyle w:val="ab"/>
-      </w:pPr>
-    </w:p>
-    <w:p>
-      <w:pPr>
-        <w:pStyle w:val="ab"/>
-      </w:pPr>
-      <w:r>
-        <w:drawing>
-          <wp:anchor distT="0" distB="0" distL="114300" distR="114300" simplePos="0" relativeHeight="251662336" behindDoc="0" locked="0" layoutInCell="1" allowOverlap="1" wp14:anchorId="3A19D14E">
-            <wp:simplePos x="0" y="0"/>
-            <wp:positionH relativeFrom="column">
-              <wp:posOffset>2409825</wp:posOffset>
-            </wp:positionH>
-            <wp:positionV relativeFrom="paragraph">
-              <wp:posOffset>64770</wp:posOffset>
-            </wp:positionV>
-            <wp:extent cx="3206750" cy="2969895"/>
-            <wp:effectExtent l="0" t="0" r="6350" b="1905"/>
-            <wp:wrapSquare wrapText="bothSides"/>
-            <wp:docPr id="1821069654" name="Рисунок 1" descr="Изображение выглядит как текст, снимок экрана, диаграмма, дисплей&#10;&#10;Контент, сгенерированный ИИ, может содержать ошибки."/>
-            <wp:cNvGraphicFramePr>
-              <a:graphicFrameLocks xmlns:a="http://schemas.openxmlformats.org/drawingml/2006/main" noChangeAspect="1"/>
-            </wp:cNvGraphicFramePr>
-            <a:graphic xmlns:a="http://schemas.openxmlformats.org/drawingml/2006/main">
-              <a:graphicData uri="http://schemas.openxmlformats.org/drawingml/2006/picture">
-                <pic:pic xmlns:pic="http://schemas.openxmlformats.org/drawingml/2006/picture">
-                  <pic:nvPicPr>
-                    <pic:cNvPr id="1821069654" name="Рисунок 1" descr="Изображение выглядит как текст, снимок экрана, диаграмма, дисплей&#10;&#10;Контент, сгенерированный ИИ, может содержать ошибки."/>
-                    <pic:cNvPicPr/>
-                  </pic:nvPicPr>
-                  <pic:blipFill>
-                    <a:blip r:embed="rId15" cstate="print">
-                      <a:extLst>
-                        <a:ext uri="{28A0092B-C50C-407E-A947-70E740481C1C}">
-                          <a14:useLocalDpi xmlns:a14="http://schemas.microsoft.com/office/drawing/2010/main" val="0"/>
-                        </a:ext>
-                      </a:extLst>
-                    </a:blip>
-                    <a:stretch>
-                      <a:fillRect/>
-                    </a:stretch>
-                  </pic:blipFill>
-                  <pic:spPr>
-                    <a:xfrm>
-                      <a:off x="0" y="0"/>
-                      <a:ext cx="3206750" cy="2969895"/>
-                    </a:xfrm>
-                    <a:prstGeom prst="rect">
-                      <a:avLst/>
-                    </a:prstGeom>
-                  </pic:spPr>
-                </pic:pic>
-              </a:graphicData>
-            </a:graphic>
-            <wp14:sizeRelH relativeFrom="page">
-              <wp14:pctWidth>0</wp14:pctWidth>
-            </wp14:sizeRelH>
-            <wp14:sizeRelV relativeFrom="page">
-              <wp14:pctHeight>0</wp14:pctHeight>
-            </wp14:sizeRelV>
-          </wp:anchor>
-        </w:drawing>
-      </w:r>
-    </w:p>
-    <w:p>
-      <w:pPr>
-        <w:pStyle w:val="ab"/>
-        <w:numPr>
-          <w:ilvl w:val="0"/>
-          <w:numId w:val="47"/>
-        </w:numPr>
-      </w:pPr>
-      <w:r>
-        <w:t>После достижения нуля появляется сообщение «TIME UP!» и подается звуковой сигнал. Нажмите любую клавишу для возврата к установке таймера.</w:t>
-      </w:r>
-    </w:p>
-    <w:p>
-      <w:pPr>
-        <w:pStyle w:val="ab"/>
-      </w:pPr>
-    </w:p>
-    <w:p>
-      <w:pPr>
-        <w:jc w:val="both"/>
-      </w:pPr>
-    </w:p>
-    <w:p>
-      <w:pPr>
-        <w:jc w:val="both"/>
-      </w:pPr>
-    </w:p>
-    <w:p>
-      <w:pPr>
-        <w:jc w:val="both"/>
-      </w:pPr>
-    </w:p>
-    <w:p>
-      <w:pPr>
-        <w:jc w:val="both"/>
-      </w:pPr>
-    </w:p>
-    <w:p>
-      <w:pPr>
-        <w:jc w:val="both"/>
-      </w:pPr>
-    </w:p>
-    <w:p>
-      <w:pPr>
-        <w:jc w:val="both"/>
-      </w:pPr>
-    </w:p>
-    <w:p>
-      <w:pPr>
-        <w:jc w:val="both"/>
-      </w:pPr>
-    </w:p>
-    <w:p>
-      <w:pPr>
-        <w:jc w:val="both"/>
-      </w:pPr>
-    </w:p>
-    <w:p>
-      <w:pPr>
-        <w:jc w:val="both"/>
-      </w:pPr>
-    </w:p>
-    <w:p>
-      <w:pPr>
-        <w:jc w:val="both"/>
-      </w:pPr>
-    </w:p>
-    <w:p>
-      <w:pPr>
-        <w:jc w:val="both"/>
-      </w:pPr>
-    </w:p>
-    <w:p>
-      <w:pPr>
-        <w:pStyle w:val="1"/>
-      </w:pPr>
-      <w:bookmarkStart w:id="4" w:name="_Toc241674111"/>
-      <w:r>
         <w:t>Исходный код</w:t>
       </w:r>
       <w:bookmarkEnd w:id="4"/>
     </w:p>
     <w:p/>
     <w:p>
-      <w:r>
-        <w:t>Репозиторий с исходным кодом проекта доступен по ссылке:</w:t>
-      </w:r>
-    </w:p>
-    <w:p>
-      <w:r>
-        <w:t>[ВСТАВИТЬ ССЫЛКУ НА РЕПОЗИТОРИЙ]</w:t>
-      </w:r>
+      <w:hyperlink r:id="rId15" w:history="1">
+        <w:r>
+          <w:rPr>
+            <w:rStyle w:val="ad"/>
+          </w:rPr>
+          <w:t>https://github.com/ser535/Embedded-Systems/tree/main/MK2</w:t>
+        </w:r>
+      </w:hyperlink>
     </w:p>
     <w:p/>
     <w:sectPr>
@@ -1949,6 +1988,95 @@
     </w:lvl>
   </w:abstractNum>
   <w:abstractNum w:abstractNumId="1" w15:restartNumberingAfterBreak="0">
+    <w:nsid w:val="00D106E1"/>
+    <w:multiLevelType w:val="hybridMultilevel"/>
+    <w:tmpl w:val="FDD217A6"/>
+    <w:lvl w:ilvl="0" w:tplc="0419000F">
+      <w:start w:val="1"/>
+      <w:numFmt w:val="decimal"/>
+      <w:lvlText w:val="%1."/>
+      <w:lvlJc w:val="left"/>
+      <w:pPr>
+        <w:ind w:left="720" w:hanging="360"/>
+      </w:pPr>
+      <w:rPr>
+        <w:rFonts w:hint="default"/>
+      </w:rPr>
+    </w:lvl>
+    <w:lvl w:ilvl="1" w:tplc="04190019" w:tentative="1">
+      <w:start w:val="1"/>
+      <w:numFmt w:val="lowerLetter"/>
+      <w:lvlText w:val="%2."/>
+      <w:lvlJc w:val="left"/>
+      <w:pPr>
+        <w:ind w:left="1440" w:hanging="360"/>
+      </w:pPr>
+    </w:lvl>
+    <w:lvl w:ilvl="2" w:tplc="0419001B" w:tentative="1">
+      <w:start w:val="1"/>
+      <w:numFmt w:val="lowerRoman"/>
+      <w:lvlText w:val="%3."/>
+      <w:lvlJc w:val="right"/>
+      <w:pPr>
+        <w:ind w:left="2160" w:hanging="180"/>
+      </w:pPr>
+    </w:lvl>
+    <w:lvl w:ilvl="3" w:tplc="0419000F" w:tentative="1">
+      <w:start w:val="1"/>
+      <w:numFmt w:val="decimal"/>
+      <w:lvlText w:val="%4."/>
+      <w:lvlJc w:val="left"/>
+      <w:pPr>
+        <w:ind w:left="2880" w:hanging="360"/>
+      </w:pPr>
+    </w:lvl>
+    <w:lvl w:ilvl="4" w:tplc="04190019" w:tentative="1">
+      <w:start w:val="1"/>
+      <w:numFmt w:val="lowerLetter"/>
+      <w:lvlText w:val="%5."/>
+      <w:lvlJc w:val="left"/>
+      <w:pPr>
+        <w:ind w:left="3600" w:hanging="360"/>
+      </w:pPr>
+    </w:lvl>
+    <w:lvl w:ilvl="5" w:tplc="0419001B" w:tentative="1">
+      <w:start w:val="1"/>
+      <w:numFmt w:val="lowerRoman"/>
+      <w:lvlText w:val="%6."/>
+      <w:lvlJc w:val="right"/>
+      <w:pPr>
+        <w:ind w:left="4320" w:hanging="180"/>
+      </w:pPr>
+    </w:lvl>
+    <w:lvl w:ilvl="6" w:tplc="0419000F" w:tentative="1">
+      <w:start w:val="1"/>
+      <w:numFmt w:val="decimal"/>
+      <w:lvlText w:val="%7."/>
+      <w:lvlJc w:val="left"/>
+      <w:pPr>
+        <w:ind w:left="5040" w:hanging="360"/>
+      </w:pPr>
+    </w:lvl>
+    <w:lvl w:ilvl="7" w:tplc="04190019" w:tentative="1">
+      <w:start w:val="1"/>
+      <w:numFmt w:val="lowerLetter"/>
+      <w:lvlText w:val="%8."/>
+      <w:lvlJc w:val="left"/>
+      <w:pPr>
+        <w:ind w:left="5760" w:hanging="360"/>
+      </w:pPr>
+    </w:lvl>
+    <w:lvl w:ilvl="8" w:tplc="0419001B" w:tentative="1">
+      <w:start w:val="1"/>
+      <w:numFmt w:val="lowerRoman"/>
+      <w:lvlText w:val="%9."/>
+      <w:lvlJc w:val="right"/>
+      <w:pPr>
+        <w:ind w:left="6480" w:hanging="180"/>
+      </w:pPr>
+    </w:lvl>
+  </w:abstractNum>
+  <w:abstractNum w:abstractNumId="2" w15:restartNumberingAfterBreak="0">
     <w:nsid w:val="01722665"/>
     <w:multiLevelType w:val="hybridMultilevel"/>
     <w:tmpl w:val="59AA43EA"/>
@@ -2034,7 +2162,7 @@
       </w:pPr>
     </w:lvl>
   </w:abstractNum>
-  <w:abstractNum w:abstractNumId="2" w15:restartNumberingAfterBreak="0">
+  <w:abstractNum w:abstractNumId="3" w15:restartNumberingAfterBreak="0">
     <w:nsid w:val="0216272C"/>
     <w:multiLevelType w:val="hybridMultilevel"/>
     <w:tmpl w:val="BE3235B6"/>
@@ -2123,7 +2251,7 @@
       </w:pPr>
     </w:lvl>
   </w:abstractNum>
-  <w:abstractNum w:abstractNumId="3" w15:restartNumberingAfterBreak="0">
+  <w:abstractNum w:abstractNumId="4" w15:restartNumberingAfterBreak="0">
     <w:nsid w:val="03D53CFA"/>
     <w:multiLevelType w:val="multilevel"/>
     <w:tmpl w:val="0419001F"/>
@@ -2209,7 +2337,7 @@
       </w:pPr>
     </w:lvl>
   </w:abstractNum>
-  <w:abstractNum w:abstractNumId="4" w15:restartNumberingAfterBreak="0">
+  <w:abstractNum w:abstractNumId="5" w15:restartNumberingAfterBreak="0">
     <w:nsid w:val="09077358"/>
     <w:multiLevelType w:val="hybridMultilevel"/>
     <w:tmpl w:val="973E9EDA"/>
@@ -2322,7 +2450,96 @@
       </w:rPr>
     </w:lvl>
   </w:abstractNum>
-  <w:abstractNum w:abstractNumId="5" w15:restartNumberingAfterBreak="0">
+  <w:abstractNum w:abstractNumId="6" w15:restartNumberingAfterBreak="0">
+    <w:nsid w:val="16A4357E"/>
+    <w:multiLevelType w:val="hybridMultilevel"/>
+    <w:tmpl w:val="7E982A5A"/>
+    <w:lvl w:ilvl="0" w:tplc="0419000F">
+      <w:start w:val="3"/>
+      <w:numFmt w:val="decimal"/>
+      <w:lvlText w:val="%1."/>
+      <w:lvlJc w:val="left"/>
+      <w:pPr>
+        <w:ind w:left="720" w:hanging="360"/>
+      </w:pPr>
+      <w:rPr>
+        <w:rFonts w:hint="default"/>
+      </w:rPr>
+    </w:lvl>
+    <w:lvl w:ilvl="1" w:tplc="04190019" w:tentative="1">
+      <w:start w:val="1"/>
+      <w:numFmt w:val="lowerLetter"/>
+      <w:lvlText w:val="%2."/>
+      <w:lvlJc w:val="left"/>
+      <w:pPr>
+        <w:ind w:left="1440" w:hanging="360"/>
+      </w:pPr>
+    </w:lvl>
+    <w:lvl w:ilvl="2" w:tplc="0419001B" w:tentative="1">
+      <w:start w:val="1"/>
+      <w:numFmt w:val="lowerRoman"/>
+      <w:lvlText w:val="%3."/>
+      <w:lvlJc w:val="right"/>
+      <w:pPr>
+        <w:ind w:left="2160" w:hanging="180"/>
+      </w:pPr>
+    </w:lvl>
+    <w:lvl w:ilvl="3" w:tplc="0419000F" w:tentative="1">
+      <w:start w:val="1"/>
+      <w:numFmt w:val="decimal"/>
+      <w:lvlText w:val="%4."/>
+      <w:lvlJc w:val="left"/>
+      <w:pPr>
+        <w:ind w:left="2880" w:hanging="360"/>
+      </w:pPr>
+    </w:lvl>
+    <w:lvl w:ilvl="4" w:tplc="04190019" w:tentative="1">
+      <w:start w:val="1"/>
+      <w:numFmt w:val="lowerLetter"/>
+      <w:lvlText w:val="%5."/>
+      <w:lvlJc w:val="left"/>
+      <w:pPr>
+        <w:ind w:left="3600" w:hanging="360"/>
+      </w:pPr>
+    </w:lvl>
+    <w:lvl w:ilvl="5" w:tplc="0419001B" w:tentative="1">
+      <w:start w:val="1"/>
+      <w:numFmt w:val="lowerRoman"/>
+      <w:lvlText w:val="%6."/>
+      <w:lvlJc w:val="right"/>
+      <w:pPr>
+        <w:ind w:left="4320" w:hanging="180"/>
+      </w:pPr>
+    </w:lvl>
+    <w:lvl w:ilvl="6" w:tplc="0419000F" w:tentative="1">
+      <w:start w:val="1"/>
+      <w:numFmt w:val="decimal"/>
+      <w:lvlText w:val="%7."/>
+      <w:lvlJc w:val="left"/>
+      <w:pPr>
+        <w:ind w:left="5040" w:hanging="360"/>
+      </w:pPr>
+    </w:lvl>
+    <w:lvl w:ilvl="7" w:tplc="04190019" w:tentative="1">
+      <w:start w:val="1"/>
+      <w:numFmt w:val="lowerLetter"/>
+      <w:lvlText w:val="%8."/>
+      <w:lvlJc w:val="left"/>
+      <w:pPr>
+        <w:ind w:left="5760" w:hanging="360"/>
+      </w:pPr>
+    </w:lvl>
+    <w:lvl w:ilvl="8" w:tplc="0419001B" w:tentative="1">
+      <w:start w:val="1"/>
+      <w:numFmt w:val="lowerRoman"/>
+      <w:lvlText w:val="%9."/>
+      <w:lvlJc w:val="right"/>
+      <w:pPr>
+        <w:ind w:left="6480" w:hanging="180"/>
+      </w:pPr>
+    </w:lvl>
+  </w:abstractNum>
+  <w:abstractNum w:abstractNumId="7" w15:restartNumberingAfterBreak="0">
     <w:nsid w:val="1B4554C5"/>
     <w:multiLevelType w:val="hybridMultilevel"/>
     <w:tmpl w:val="EAE02ED2"/>
@@ -2412,7 +2629,7 @@
       </w:pPr>
     </w:lvl>
   </w:abstractNum>
-  <w:abstractNum w:abstractNumId="6" w15:restartNumberingAfterBreak="0">
+  <w:abstractNum w:abstractNumId="8" w15:restartNumberingAfterBreak="0">
     <w:nsid w:val="1DFD1C01"/>
     <w:multiLevelType w:val="hybridMultilevel"/>
     <w:tmpl w:val="7382AAC2"/>
@@ -2526,7 +2743,96 @@
       </w:rPr>
     </w:lvl>
   </w:abstractNum>
-  <w:abstractNum w:abstractNumId="7" w15:restartNumberingAfterBreak="0">
+  <w:abstractNum w:abstractNumId="9" w15:restartNumberingAfterBreak="0">
+    <w:nsid w:val="1E805D2C"/>
+    <w:multiLevelType w:val="hybridMultilevel"/>
+    <w:tmpl w:val="16145DEC"/>
+    <w:lvl w:ilvl="0" w:tplc="0419000F">
+      <w:start w:val="3"/>
+      <w:numFmt w:val="decimal"/>
+      <w:lvlText w:val="%1."/>
+      <w:lvlJc w:val="left"/>
+      <w:pPr>
+        <w:ind w:left="720" w:hanging="360"/>
+      </w:pPr>
+      <w:rPr>
+        <w:rFonts w:hint="default"/>
+      </w:rPr>
+    </w:lvl>
+    <w:lvl w:ilvl="1" w:tplc="04190019" w:tentative="1">
+      <w:start w:val="1"/>
+      <w:numFmt w:val="lowerLetter"/>
+      <w:lvlText w:val="%2."/>
+      <w:lvlJc w:val="left"/>
+      <w:pPr>
+        <w:ind w:left="1440" w:hanging="360"/>
+      </w:pPr>
+    </w:lvl>
+    <w:lvl w:ilvl="2" w:tplc="0419001B" w:tentative="1">
+      <w:start w:val="1"/>
+      <w:numFmt w:val="lowerRoman"/>
+      <w:lvlText w:val="%3."/>
+      <w:lvlJc w:val="right"/>
+      <w:pPr>
+        <w:ind w:left="2160" w:hanging="180"/>
+      </w:pPr>
+    </w:lvl>
+    <w:lvl w:ilvl="3" w:tplc="0419000F" w:tentative="1">
+      <w:start w:val="1"/>
+      <w:numFmt w:val="decimal"/>
+      <w:lvlText w:val="%4."/>
+      <w:lvlJc w:val="left"/>
+      <w:pPr>
+        <w:ind w:left="2880" w:hanging="360"/>
+      </w:pPr>
+    </w:lvl>
+    <w:lvl w:ilvl="4" w:tplc="04190019" w:tentative="1">
+      <w:start w:val="1"/>
+      <w:numFmt w:val="lowerLetter"/>
+      <w:lvlText w:val="%5."/>
+      <w:lvlJc w:val="left"/>
+      <w:pPr>
+        <w:ind w:left="3600" w:hanging="360"/>
+      </w:pPr>
+    </w:lvl>
+    <w:lvl w:ilvl="5" w:tplc="0419001B" w:tentative="1">
+      <w:start w:val="1"/>
+      <w:numFmt w:val="lowerRoman"/>
+      <w:lvlText w:val="%6."/>
+      <w:lvlJc w:val="right"/>
+      <w:pPr>
+        <w:ind w:left="4320" w:hanging="180"/>
+      </w:pPr>
+    </w:lvl>
+    <w:lvl w:ilvl="6" w:tplc="0419000F" w:tentative="1">
+      <w:start w:val="1"/>
+      <w:numFmt w:val="decimal"/>
+      <w:lvlText w:val="%7."/>
+      <w:lvlJc w:val="left"/>
+      <w:pPr>
+        <w:ind w:left="5040" w:hanging="360"/>
+      </w:pPr>
+    </w:lvl>
+    <w:lvl w:ilvl="7" w:tplc="04190019" w:tentative="1">
+      <w:start w:val="1"/>
+      <w:numFmt w:val="lowerLetter"/>
+      <w:lvlText w:val="%8."/>
+      <w:lvlJc w:val="left"/>
+      <w:pPr>
+        <w:ind w:left="5760" w:hanging="360"/>
+      </w:pPr>
+    </w:lvl>
+    <w:lvl w:ilvl="8" w:tplc="0419001B" w:tentative="1">
+      <w:start w:val="1"/>
+      <w:numFmt w:val="lowerRoman"/>
+      <w:lvlText w:val="%9."/>
+      <w:lvlJc w:val="right"/>
+      <w:pPr>
+        <w:ind w:left="6480" w:hanging="180"/>
+      </w:pPr>
+    </w:lvl>
+  </w:abstractNum>
+  <w:abstractNum w:abstractNumId="10" w15:restartNumberingAfterBreak="0">
     <w:nsid w:val="269F6672"/>
     <w:multiLevelType w:val="multilevel"/>
     <w:tmpl w:val="C6985F72"/>
@@ -2643,7 +2949,7 @@
       </w:pPr>
     </w:lvl>
   </w:abstractNum>
-  <w:abstractNum w:abstractNumId="8" w15:restartNumberingAfterBreak="0">
+  <w:abstractNum w:abstractNumId="11" w15:restartNumberingAfterBreak="0">
     <w:nsid w:val="33741BF3"/>
     <w:multiLevelType w:val="hybridMultilevel"/>
     <w:tmpl w:val="55506640"/>
@@ -2732,7 +3038,7 @@
       </w:pPr>
     </w:lvl>
   </w:abstractNum>
-  <w:abstractNum w:abstractNumId="9" w15:restartNumberingAfterBreak="0">
+  <w:abstractNum w:abstractNumId="12" w15:restartNumberingAfterBreak="0">
     <w:nsid w:val="35537FFB"/>
     <w:multiLevelType w:val="hybridMultilevel"/>
     <w:tmpl w:val="EA0EC4A4"/>
@@ -2845,7 +3151,7 @@
       </w:rPr>
     </w:lvl>
   </w:abstractNum>
-  <w:abstractNum w:abstractNumId="10" w15:restartNumberingAfterBreak="0">
+  <w:abstractNum w:abstractNumId="13" w15:restartNumberingAfterBreak="0">
     <w:nsid w:val="368A1532"/>
     <w:multiLevelType w:val="hybridMultilevel"/>
     <w:tmpl w:val="849847A6"/>
@@ -2958,7 +3264,7 @@
       </w:rPr>
     </w:lvl>
   </w:abstractNum>
-  <w:abstractNum w:abstractNumId="11" w15:restartNumberingAfterBreak="0">
+  <w:abstractNum w:abstractNumId="14" w15:restartNumberingAfterBreak="0">
     <w:nsid w:val="3706177B"/>
     <w:multiLevelType w:val="hybridMultilevel"/>
     <w:tmpl w:val="2222B768"/>
@@ -3049,7 +3355,7 @@
       </w:pPr>
     </w:lvl>
   </w:abstractNum>
-  <w:abstractNum w:abstractNumId="12" w15:restartNumberingAfterBreak="0">
+  <w:abstractNum w:abstractNumId="15" w15:restartNumberingAfterBreak="0">
     <w:nsid w:val="380D7E2D"/>
     <w:multiLevelType w:val="hybridMultilevel"/>
     <w:tmpl w:val="BD6A212E"/>
@@ -3138,7 +3444,7 @@
       </w:pPr>
     </w:lvl>
   </w:abstractNum>
-  <w:abstractNum w:abstractNumId="13" w15:restartNumberingAfterBreak="0">
+  <w:abstractNum w:abstractNumId="16" w15:restartNumberingAfterBreak="0">
     <w:nsid w:val="4AFC684F"/>
     <w:multiLevelType w:val="hybridMultilevel"/>
     <w:tmpl w:val="FCC2426A"/>
@@ -3224,7 +3530,274 @@
       </w:pPr>
     </w:lvl>
   </w:abstractNum>
-  <w:abstractNum w:abstractNumId="14" w15:restartNumberingAfterBreak="0">
+  <w:abstractNum w:abstractNumId="17" w15:restartNumberingAfterBreak="0">
+    <w:nsid w:val="4B054151"/>
+    <w:multiLevelType w:val="hybridMultilevel"/>
+    <w:tmpl w:val="6B1C886E"/>
+    <w:lvl w:ilvl="0" w:tplc="0419000F">
+      <w:start w:val="1"/>
+      <w:numFmt w:val="decimal"/>
+      <w:lvlText w:val="%1."/>
+      <w:lvlJc w:val="left"/>
+      <w:pPr>
+        <w:ind w:left="720" w:hanging="360"/>
+      </w:pPr>
+      <w:rPr>
+        <w:rFonts w:hint="default"/>
+      </w:rPr>
+    </w:lvl>
+    <w:lvl w:ilvl="1" w:tplc="04190019" w:tentative="1">
+      <w:start w:val="1"/>
+      <w:numFmt w:val="lowerLetter"/>
+      <w:lvlText w:val="%2."/>
+      <w:lvlJc w:val="left"/>
+      <w:pPr>
+        <w:ind w:left="1440" w:hanging="360"/>
+      </w:pPr>
+    </w:lvl>
+    <w:lvl w:ilvl="2" w:tplc="0419001B" w:tentative="1">
+      <w:start w:val="1"/>
+      <w:numFmt w:val="lowerRoman"/>
+      <w:lvlText w:val="%3."/>
+      <w:lvlJc w:val="right"/>
+      <w:pPr>
+        <w:ind w:left="2160" w:hanging="180"/>
+      </w:pPr>
+    </w:lvl>
+    <w:lvl w:ilvl="3" w:tplc="0419000F" w:tentative="1">
+      <w:start w:val="1"/>
+      <w:numFmt w:val="decimal"/>
+      <w:lvlText w:val="%4."/>
+      <w:lvlJc w:val="left"/>
+      <w:pPr>
+        <w:ind w:left="2880" w:hanging="360"/>
+      </w:pPr>
+    </w:lvl>
+    <w:lvl w:ilvl="4" w:tplc="04190019" w:tentative="1">
+      <w:start w:val="1"/>
+      <w:numFmt w:val="lowerLetter"/>
+      <w:lvlText w:val="%5."/>
+      <w:lvlJc w:val="left"/>
+      <w:pPr>
+        <w:ind w:left="3600" w:hanging="360"/>
+      </w:pPr>
+    </w:lvl>
+    <w:lvl w:ilvl="5" w:tplc="0419001B" w:tentative="1">
+      <w:start w:val="1"/>
+      <w:numFmt w:val="lowerRoman"/>
+      <w:lvlText w:val="%6."/>
+      <w:lvlJc w:val="right"/>
+      <w:pPr>
+        <w:ind w:left="4320" w:hanging="180"/>
+      </w:pPr>
+    </w:lvl>
+    <w:lvl w:ilvl="6" w:tplc="0419000F" w:tentative="1">
+      <w:start w:val="1"/>
+      <w:numFmt w:val="decimal"/>
+      <w:lvlText w:val="%7."/>
+      <w:lvlJc w:val="left"/>
+      <w:pPr>
+        <w:ind w:left="5040" w:hanging="360"/>
+      </w:pPr>
+    </w:lvl>
+    <w:lvl w:ilvl="7" w:tplc="04190019" w:tentative="1">
+      <w:start w:val="1"/>
+      <w:numFmt w:val="lowerLetter"/>
+      <w:lvlText w:val="%8."/>
+      <w:lvlJc w:val="left"/>
+      <w:pPr>
+        <w:ind w:left="5760" w:hanging="360"/>
+      </w:pPr>
+    </w:lvl>
+    <w:lvl w:ilvl="8" w:tplc="0419001B" w:tentative="1">
+      <w:start w:val="1"/>
+      <w:numFmt w:val="lowerRoman"/>
+      <w:lvlText w:val="%9."/>
+      <w:lvlJc w:val="right"/>
+      <w:pPr>
+        <w:ind w:left="6480" w:hanging="180"/>
+      </w:pPr>
+    </w:lvl>
+  </w:abstractNum>
+  <w:abstractNum w:abstractNumId="18" w15:restartNumberingAfterBreak="0">
+    <w:nsid w:val="4D272130"/>
+    <w:multiLevelType w:val="hybridMultilevel"/>
+    <w:tmpl w:val="11B4AD3C"/>
+    <w:lvl w:ilvl="0" w:tplc="0419000F">
+      <w:start w:val="3"/>
+      <w:numFmt w:val="decimal"/>
+      <w:lvlText w:val="%1."/>
+      <w:lvlJc w:val="left"/>
+      <w:pPr>
+        <w:ind w:left="720" w:hanging="360"/>
+      </w:pPr>
+      <w:rPr>
+        <w:rFonts w:hint="default"/>
+      </w:rPr>
+    </w:lvl>
+    <w:lvl w:ilvl="1" w:tplc="04190019" w:tentative="1">
+      <w:start w:val="1"/>
+      <w:numFmt w:val="lowerLetter"/>
+      <w:lvlText w:val="%2."/>
+      <w:lvlJc w:val="left"/>
+      <w:pPr>
+        <w:ind w:left="1440" w:hanging="360"/>
+      </w:pPr>
+    </w:lvl>
+    <w:lvl w:ilvl="2" w:tplc="0419001B" w:tentative="1">
+      <w:start w:val="1"/>
+      <w:numFmt w:val="lowerRoman"/>
+      <w:lvlText w:val="%3."/>
+      <w:lvlJc w:val="right"/>
+      <w:pPr>
+        <w:ind w:left="2160" w:hanging="180"/>
+      </w:pPr>
+    </w:lvl>
+    <w:lvl w:ilvl="3" w:tplc="0419000F" w:tentative="1">
+      <w:start w:val="1"/>
+      <w:numFmt w:val="decimal"/>
+      <w:lvlText w:val="%4."/>
+      <w:lvlJc w:val="left"/>
+      <w:pPr>
+        <w:ind w:left="2880" w:hanging="360"/>
+      </w:pPr>
+    </w:lvl>
+    <w:lvl w:ilvl="4" w:tplc="04190019" w:tentative="1">
+      <w:start w:val="1"/>
+      <w:numFmt w:val="lowerLetter"/>
+      <w:lvlText w:val="%5."/>
+      <w:lvlJc w:val="left"/>
+      <w:pPr>
+        <w:ind w:left="3600" w:hanging="360"/>
+      </w:pPr>
+    </w:lvl>
+    <w:lvl w:ilvl="5" w:tplc="0419001B" w:tentative="1">
+      <w:start w:val="1"/>
+      <w:numFmt w:val="lowerRoman"/>
+      <w:lvlText w:val="%6."/>
+      <w:lvlJc w:val="right"/>
+      <w:pPr>
+        <w:ind w:left="4320" w:hanging="180"/>
+      </w:pPr>
+    </w:lvl>
+    <w:lvl w:ilvl="6" w:tplc="0419000F" w:tentative="1">
+      <w:start w:val="1"/>
+      <w:numFmt w:val="decimal"/>
+      <w:lvlText w:val="%7."/>
+      <w:lvlJc w:val="left"/>
+      <w:pPr>
+        <w:ind w:left="5040" w:hanging="360"/>
+      </w:pPr>
+    </w:lvl>
+    <w:lvl w:ilvl="7" w:tplc="04190019" w:tentative="1">
+      <w:start w:val="1"/>
+      <w:numFmt w:val="lowerLetter"/>
+      <w:lvlText w:val="%8."/>
+      <w:lvlJc w:val="left"/>
+      <w:pPr>
+        <w:ind w:left="5760" w:hanging="360"/>
+      </w:pPr>
+    </w:lvl>
+    <w:lvl w:ilvl="8" w:tplc="0419001B" w:tentative="1">
+      <w:start w:val="1"/>
+      <w:numFmt w:val="lowerRoman"/>
+      <w:lvlText w:val="%9."/>
+      <w:lvlJc w:val="right"/>
+      <w:pPr>
+        <w:ind w:left="6480" w:hanging="180"/>
+      </w:pPr>
+    </w:lvl>
+  </w:abstractNum>
+  <w:abstractNum w:abstractNumId="19" w15:restartNumberingAfterBreak="0">
+    <w:nsid w:val="4D946DE6"/>
+    <w:multiLevelType w:val="hybridMultilevel"/>
+    <w:tmpl w:val="DFD0DE5E"/>
+    <w:lvl w:ilvl="0" w:tplc="0419000F">
+      <w:start w:val="3"/>
+      <w:numFmt w:val="decimal"/>
+      <w:lvlText w:val="%1."/>
+      <w:lvlJc w:val="left"/>
+      <w:pPr>
+        <w:ind w:left="720" w:hanging="360"/>
+      </w:pPr>
+      <w:rPr>
+        <w:rFonts w:hint="default"/>
+      </w:rPr>
+    </w:lvl>
+    <w:lvl w:ilvl="1" w:tplc="04190019" w:tentative="1">
+      <w:start w:val="1"/>
+      <w:numFmt w:val="lowerLetter"/>
+      <w:lvlText w:val="%2."/>
+      <w:lvlJc w:val="left"/>
+      <w:pPr>
+        <w:ind w:left="1440" w:hanging="360"/>
+      </w:pPr>
+    </w:lvl>
+    <w:lvl w:ilvl="2" w:tplc="0419001B" w:tentative="1">
+      <w:start w:val="1"/>
+      <w:numFmt w:val="lowerRoman"/>
+      <w:lvlText w:val="%3."/>
+      <w:lvlJc w:val="right"/>
+      <w:pPr>
+        <w:ind w:left="2160" w:hanging="180"/>
+      </w:pPr>
+    </w:lvl>
+    <w:lvl w:ilvl="3" w:tplc="0419000F" w:tentative="1">
+      <w:start w:val="1"/>
+      <w:numFmt w:val="decimal"/>
+      <w:lvlText w:val="%4."/>
+      <w:lvlJc w:val="left"/>
+      <w:pPr>
+        <w:ind w:left="2880" w:hanging="360"/>
+      </w:pPr>
+    </w:lvl>
+    <w:lvl w:ilvl="4" w:tplc="04190019" w:tentative="1">
+      <w:start w:val="1"/>
+      <w:numFmt w:val="lowerLetter"/>
+      <w:lvlText w:val="%5."/>
+      <w:lvlJc w:val="left"/>
+      <w:pPr>
+        <w:ind w:left="3600" w:hanging="360"/>
+      </w:pPr>
+    </w:lvl>
+    <w:lvl w:ilvl="5" w:tplc="0419001B" w:tentative="1">
+      <w:start w:val="1"/>
+      <w:numFmt w:val="lowerRoman"/>
+      <w:lvlText w:val="%6."/>
+      <w:lvlJc w:val="right"/>
+      <w:pPr>
+        <w:ind w:left="4320" w:hanging="180"/>
+      </w:pPr>
+    </w:lvl>
+    <w:lvl w:ilvl="6" w:tplc="0419000F" w:tentative="1">
+      <w:start w:val="1"/>
+      <w:numFmt w:val="decimal"/>
+      <w:lvlText w:val="%7."/>
+      <w:lvlJc w:val="left"/>
+      <w:pPr>
+        <w:ind w:left="5040" w:hanging="360"/>
+      </w:pPr>
+    </w:lvl>
+    <w:lvl w:ilvl="7" w:tplc="04190019" w:tentative="1">
+      <w:start w:val="1"/>
+      <w:numFmt w:val="lowerLetter"/>
+      <w:lvlText w:val="%8."/>
+      <w:lvlJc w:val="left"/>
+      <w:pPr>
+        <w:ind w:left="5760" w:hanging="360"/>
+      </w:pPr>
+    </w:lvl>
+    <w:lvl w:ilvl="8" w:tplc="0419001B" w:tentative="1">
+      <w:start w:val="1"/>
+      <w:numFmt w:val="lowerRoman"/>
+      <w:lvlText w:val="%9."/>
+      <w:lvlJc w:val="right"/>
+      <w:pPr>
+        <w:ind w:left="6480" w:hanging="180"/>
+      </w:pPr>
+    </w:lvl>
+  </w:abstractNum>
+  <w:abstractNum w:abstractNumId="20" w15:restartNumberingAfterBreak="0">
     <w:nsid w:val="51113D02"/>
     <w:multiLevelType w:val="multilevel"/>
     <w:tmpl w:val="47865856"/>
@@ -3337,7 +3910,7 @@
       </w:pPr>
     </w:lvl>
   </w:abstractNum>
-  <w:abstractNum w:abstractNumId="15" w15:restartNumberingAfterBreak="0">
+  <w:abstractNum w:abstractNumId="21" w15:restartNumberingAfterBreak="0">
     <w:nsid w:val="514346A9"/>
     <w:multiLevelType w:val="hybridMultilevel"/>
     <w:tmpl w:val="2F786D20"/>
@@ -3450,7 +4023,7 @@
       </w:rPr>
     </w:lvl>
   </w:abstractNum>
-  <w:abstractNum w:abstractNumId="16" w15:restartNumberingAfterBreak="0">
+  <w:abstractNum w:abstractNumId="22" w15:restartNumberingAfterBreak="0">
     <w:nsid w:val="52A42D3C"/>
     <w:multiLevelType w:val="multilevel"/>
     <w:tmpl w:val="12B055E0"/>
@@ -3563,7 +4136,7 @@
       </w:pPr>
     </w:lvl>
   </w:abstractNum>
-  <w:abstractNum w:abstractNumId="17" w15:restartNumberingAfterBreak="0">
+  <w:abstractNum w:abstractNumId="23" w15:restartNumberingAfterBreak="0">
     <w:nsid w:val="5A787538"/>
     <w:multiLevelType w:val="hybridMultilevel"/>
     <w:tmpl w:val="4D228E32"/>
@@ -3653,7 +4226,7 @@
       </w:pPr>
     </w:lvl>
   </w:abstractNum>
-  <w:abstractNum w:abstractNumId="18" w15:restartNumberingAfterBreak="0">
+  <w:abstractNum w:abstractNumId="24" w15:restartNumberingAfterBreak="0">
     <w:nsid w:val="5C265A03"/>
     <w:multiLevelType w:val="hybridMultilevel"/>
     <w:tmpl w:val="17B25074"/>
@@ -3742,7 +4315,7 @@
       </w:pPr>
     </w:lvl>
   </w:abstractNum>
-  <w:abstractNum w:abstractNumId="19" w15:restartNumberingAfterBreak="0">
+  <w:abstractNum w:abstractNumId="25" w15:restartNumberingAfterBreak="0">
     <w:nsid w:val="5DC505C0"/>
     <w:multiLevelType w:val="multilevel"/>
     <w:tmpl w:val="855815DA"/>
@@ -3855,7 +4428,7 @@
       </w:pPr>
     </w:lvl>
   </w:abstractNum>
-  <w:abstractNum w:abstractNumId="20" w15:restartNumberingAfterBreak="0">
+  <w:abstractNum w:abstractNumId="26" w15:restartNumberingAfterBreak="0">
     <w:nsid w:val="622F6DA2"/>
     <w:multiLevelType w:val="hybridMultilevel"/>
     <w:tmpl w:val="632E3C8A"/>
@@ -3968,7 +4541,7 @@
       </w:rPr>
     </w:lvl>
   </w:abstractNum>
-  <w:abstractNum w:abstractNumId="21" w15:restartNumberingAfterBreak="0">
+  <w:abstractNum w:abstractNumId="27" w15:restartNumberingAfterBreak="0">
     <w:nsid w:val="669419C2"/>
     <w:multiLevelType w:val="hybridMultilevel"/>
     <w:tmpl w:val="E4E23850"/>
@@ -4057,7 +4630,7 @@
       </w:pPr>
     </w:lvl>
   </w:abstractNum>
-  <w:abstractNum w:abstractNumId="22" w15:restartNumberingAfterBreak="0">
+  <w:abstractNum w:abstractNumId="28" w15:restartNumberingAfterBreak="0">
     <w:nsid w:val="688B7818"/>
     <w:multiLevelType w:val="multilevel"/>
     <w:tmpl w:val="22B03402"/>
@@ -4170,7 +4743,7 @@
       </w:pPr>
     </w:lvl>
   </w:abstractNum>
-  <w:abstractNum w:abstractNumId="23" w15:restartNumberingAfterBreak="0">
+  <w:abstractNum w:abstractNumId="29" w15:restartNumberingAfterBreak="0">
     <w:nsid w:val="6E044C1F"/>
     <w:multiLevelType w:val="multilevel"/>
     <w:tmpl w:val="24D8C64E"/>
@@ -4283,7 +4856,7 @@
       </w:pPr>
     </w:lvl>
   </w:abstractNum>
-  <w:abstractNum w:abstractNumId="24" w15:restartNumberingAfterBreak="0">
+  <w:abstractNum w:abstractNumId="30" w15:restartNumberingAfterBreak="0">
     <w:nsid w:val="70D85318"/>
     <w:multiLevelType w:val="hybridMultilevel"/>
     <w:tmpl w:val="2FC28658"/>
@@ -4395,7 +4968,7 @@
       </w:rPr>
     </w:lvl>
   </w:abstractNum>
-  <w:abstractNum w:abstractNumId="25" w15:restartNumberingAfterBreak="0">
+  <w:abstractNum w:abstractNumId="31" w15:restartNumberingAfterBreak="0">
     <w:nsid w:val="73165A09"/>
     <w:multiLevelType w:val="hybridMultilevel"/>
     <w:tmpl w:val="2222B768"/>
@@ -4486,7 +5059,7 @@
       </w:pPr>
     </w:lvl>
   </w:abstractNum>
-  <w:abstractNum w:abstractNumId="26" w15:restartNumberingAfterBreak="0">
+  <w:abstractNum w:abstractNumId="32" w15:restartNumberingAfterBreak="0">
     <w:nsid w:val="732B7F13"/>
     <w:multiLevelType w:val="multilevel"/>
     <w:tmpl w:val="8862942A"/>
@@ -4599,7 +5172,7 @@
       </w:pPr>
     </w:lvl>
   </w:abstractNum>
-  <w:abstractNum w:abstractNumId="27" w15:restartNumberingAfterBreak="0">
+  <w:abstractNum w:abstractNumId="33" w15:restartNumberingAfterBreak="0">
     <w:nsid w:val="74D145CB"/>
     <w:multiLevelType w:val="hybridMultilevel"/>
     <w:tmpl w:val="90628C38"/>
@@ -4712,7 +5285,7 @@
       </w:rPr>
     </w:lvl>
   </w:abstractNum>
-  <w:abstractNum w:abstractNumId="28" w15:restartNumberingAfterBreak="0">
+  <w:abstractNum w:abstractNumId="34" w15:restartNumberingAfterBreak="0">
     <w:nsid w:val="751B61C6"/>
     <w:multiLevelType w:val="hybridMultilevel"/>
     <w:tmpl w:val="C4C66D4E"/>
@@ -4826,54 +5399,147 @@
     </w:lvl>
   </w:abstractNum>
   <w:num w:numId="1" w16cid:durableId="1435318006">
-    <w:abstractNumId w:val="19"/>
+    <w:abstractNumId w:val="25"/>
   </w:num>
   <w:num w:numId="2" w16cid:durableId="726875977">
-    <w:abstractNumId w:val="14"/>
+    <w:abstractNumId w:val="20"/>
   </w:num>
   <w:num w:numId="3" w16cid:durableId="732965245">
+    <w:abstractNumId w:val="29"/>
+  </w:num>
+  <w:num w:numId="4" w16cid:durableId="283002411">
+    <w:abstractNumId w:val="10"/>
+  </w:num>
+  <w:num w:numId="5" w16cid:durableId="1922565257">
+    <w:abstractNumId w:val="13"/>
+  </w:num>
+  <w:num w:numId="6" w16cid:durableId="440415154">
+    <w:abstractNumId w:val="15"/>
+  </w:num>
+  <w:num w:numId="7" w16cid:durableId="939725778">
+    <w:abstractNumId w:val="30"/>
+  </w:num>
+  <w:num w:numId="8" w16cid:durableId="458836783">
+    <w:abstractNumId w:val="24"/>
+  </w:num>
+  <w:num w:numId="9" w16cid:durableId="1635141748">
+    <w:abstractNumId w:val="3"/>
+  </w:num>
+  <w:num w:numId="10" w16cid:durableId="311179058">
+    <w:abstractNumId w:val="11"/>
+  </w:num>
+  <w:num w:numId="11" w16cid:durableId="2145732182">
+    <w:abstractNumId w:val="34"/>
+  </w:num>
+  <w:num w:numId="12" w16cid:durableId="1058475534">
+    <w:abstractNumId w:val="21"/>
+  </w:num>
+  <w:num w:numId="13" w16cid:durableId="1252468821">
     <w:abstractNumId w:val="23"/>
   </w:num>
-  <w:num w:numId="4" w16cid:durableId="283002411">
-    <w:abstractNumId w:val="7"/>
+  <w:num w:numId="14" w16cid:durableId="1877542266">
+    <w:abstractNumId w:val="16"/>
   </w:num>
-  <w:num w:numId="5" w16cid:durableId="1922565257">
-    <w:abstractNumId w:val="10"/>
-  </w:num>
-  <w:num w:numId="6" w16cid:durableId="440415154">
-    <w:abstractNumId w:val="12"/>
-  </w:num>
-  <w:num w:numId="7" w16cid:durableId="939725778">
-    <w:abstractNumId w:val="24"/>
-  </w:num>
-  <w:num w:numId="8" w16cid:durableId="458836783">
-    <w:abstractNumId w:val="18"/>
-  </w:num>
-  <w:num w:numId="9" w16cid:durableId="1635141748">
+  <w:num w:numId="15" w16cid:durableId="582489298">
     <w:abstractNumId w:val="2"/>
   </w:num>
-  <w:num w:numId="10" w16cid:durableId="311179058">
-    <w:abstractNumId w:val="8"/>
-  </w:num>
-  <w:num w:numId="11" w16cid:durableId="2145732182">
+  <w:num w:numId="16" w16cid:durableId="1349284648">
     <w:abstractNumId w:val="28"/>
   </w:num>
-  <w:num w:numId="12" w16cid:durableId="1058475534">
-    <w:abstractNumId w:val="15"/>
+  <w:num w:numId="17" w16cid:durableId="1799643794">
+    <w:abstractNumId w:val="28"/>
+    <w:lvlOverride w:ilvl="1">
+      <w:lvl w:ilvl="1">
+        <w:numFmt w:val="lowerLetter"/>
+        <w:lvlText w:val="%2."/>
+        <w:lvlJc w:val="left"/>
+      </w:lvl>
+    </w:lvlOverride>
   </w:num>
-  <w:num w:numId="13" w16cid:durableId="1252468821">
-    <w:abstractNumId w:val="17"/>
+  <w:num w:numId="18" w16cid:durableId="46881900">
+    <w:abstractNumId w:val="28"/>
+    <w:lvlOverride w:ilvl="1">
+      <w:lvl w:ilvl="1">
+        <w:numFmt w:val="lowerLetter"/>
+        <w:lvlText w:val="%2."/>
+        <w:lvlJc w:val="left"/>
+      </w:lvl>
+    </w:lvlOverride>
   </w:num>
-  <w:num w:numId="14" w16cid:durableId="1877542266">
-    <w:abstractNumId w:val="13"/>
+  <w:num w:numId="19" w16cid:durableId="874393748">
+    <w:abstractNumId w:val="28"/>
+    <w:lvlOverride w:ilvl="1">
+      <w:lvl w:ilvl="1">
+        <w:numFmt w:val="lowerLetter"/>
+        <w:lvlText w:val="%2."/>
+        <w:lvlJc w:val="left"/>
+      </w:lvl>
+    </w:lvlOverride>
   </w:num>
-  <w:num w:numId="15" w16cid:durableId="582489298">
-    <w:abstractNumId w:val="1"/>
+  <w:num w:numId="20" w16cid:durableId="1833108619">
+    <w:abstractNumId w:val="28"/>
+    <w:lvlOverride w:ilvl="1">
+      <w:lvl w:ilvl="1">
+        <w:numFmt w:val="lowerLetter"/>
+        <w:lvlText w:val="%2."/>
+        <w:lvlJc w:val="left"/>
+      </w:lvl>
+    </w:lvlOverride>
   </w:num>
-  <w:num w:numId="16" w16cid:durableId="1349284648">
+  <w:num w:numId="21" w16cid:durableId="1333067911">
+    <w:abstractNumId w:val="28"/>
+    <w:lvlOverride w:ilvl="1">
+      <w:lvl w:ilvl="1">
+        <w:numFmt w:val="lowerLetter"/>
+        <w:lvlText w:val="%2."/>
+        <w:lvlJc w:val="left"/>
+      </w:lvl>
+    </w:lvlOverride>
+  </w:num>
+  <w:num w:numId="22" w16cid:durableId="1561209208">
+    <w:abstractNumId w:val="28"/>
+    <w:lvlOverride w:ilvl="1">
+      <w:lvl w:ilvl="1">
+        <w:numFmt w:val="lowerLetter"/>
+        <w:lvlText w:val="%2."/>
+        <w:lvlJc w:val="left"/>
+      </w:lvl>
+    </w:lvlOverride>
+  </w:num>
+  <w:num w:numId="23" w16cid:durableId="1282343718">
+    <w:abstractNumId w:val="28"/>
+    <w:lvlOverride w:ilvl="1">
+      <w:lvl w:ilvl="1">
+        <w:numFmt w:val="lowerLetter"/>
+        <w:lvlText w:val="%2."/>
+        <w:lvlJc w:val="left"/>
+      </w:lvl>
+    </w:lvlOverride>
+  </w:num>
+  <w:num w:numId="24" w16cid:durableId="1620842325">
+    <w:abstractNumId w:val="28"/>
+    <w:lvlOverride w:ilvl="1">
+      <w:lvl w:ilvl="1">
+        <w:numFmt w:val="lowerLetter"/>
+        <w:lvlText w:val="%2."/>
+        <w:lvlJc w:val="left"/>
+      </w:lvl>
+    </w:lvlOverride>
+  </w:num>
+  <w:num w:numId="25" w16cid:durableId="1713262336">
+    <w:abstractNumId w:val="28"/>
+    <w:lvlOverride w:ilvl="1">
+      <w:lvl w:ilvl="1">
+        <w:numFmt w:val="lowerLetter"/>
+        <w:lvlText w:val="%2."/>
+        <w:lvlJc w:val="left"/>
+      </w:lvl>
+    </w:lvlOverride>
+  </w:num>
+  <w:num w:numId="26" w16cid:durableId="1921597015">
     <w:abstractNumId w:val="22"/>
   </w:num>
-  <w:num w:numId="17" w16cid:durableId="1799643794">
+  <w:num w:numId="27" w16cid:durableId="1351646026">
     <w:abstractNumId w:val="22"/>
     <w:lvlOverride w:ilvl="1">
       <w:lvl w:ilvl="1">
@@ -4883,7 +5549,7 @@
       </w:lvl>
     </w:lvlOverride>
   </w:num>
-  <w:num w:numId="18" w16cid:durableId="46881900">
+  <w:num w:numId="28" w16cid:durableId="2018070676">
     <w:abstractNumId w:val="22"/>
     <w:lvlOverride w:ilvl="1">
       <w:lvl w:ilvl="1">
@@ -4893,7 +5559,7 @@
       </w:lvl>
     </w:lvlOverride>
   </w:num>
-  <w:num w:numId="19" w16cid:durableId="874393748">
+  <w:num w:numId="29" w16cid:durableId="1999994785">
     <w:abstractNumId w:val="22"/>
     <w:lvlOverride w:ilvl="1">
       <w:lvl w:ilvl="1">
@@ -4903,7 +5569,7 @@
       </w:lvl>
     </w:lvlOverride>
   </w:num>
-  <w:num w:numId="20" w16cid:durableId="1833108619">
+  <w:num w:numId="30" w16cid:durableId="531920043">
     <w:abstractNumId w:val="22"/>
     <w:lvlOverride w:ilvl="1">
       <w:lvl w:ilvl="1">
@@ -4913,7 +5579,7 @@
       </w:lvl>
     </w:lvlOverride>
   </w:num>
-  <w:num w:numId="21" w16cid:durableId="1333067911">
+  <w:num w:numId="31" w16cid:durableId="2100103955">
     <w:abstractNumId w:val="22"/>
     <w:lvlOverride w:ilvl="1">
       <w:lvl w:ilvl="1">
@@ -4923,7 +5589,7 @@
       </w:lvl>
     </w:lvlOverride>
   </w:num>
-  <w:num w:numId="22" w16cid:durableId="1561209208">
+  <w:num w:numId="32" w16cid:durableId="347413678">
     <w:abstractNumId w:val="22"/>
     <w:lvlOverride w:ilvl="1">
       <w:lvl w:ilvl="1">
@@ -4933,7 +5599,7 @@
       </w:lvl>
     </w:lvlOverride>
   </w:num>
-  <w:num w:numId="23" w16cid:durableId="1282343718">
+  <w:num w:numId="33" w16cid:durableId="548686232">
     <w:abstractNumId w:val="22"/>
     <w:lvlOverride w:ilvl="1">
       <w:lvl w:ilvl="1">
@@ -4943,7 +5609,7 @@
       </w:lvl>
     </w:lvlOverride>
   </w:num>
-  <w:num w:numId="24" w16cid:durableId="1620842325">
+  <w:num w:numId="34" w16cid:durableId="625546396">
     <w:abstractNumId w:val="22"/>
     <w:lvlOverride w:ilvl="1">
       <w:lvl w:ilvl="1">
@@ -4953,7 +5619,7 @@
       </w:lvl>
     </w:lvlOverride>
   </w:num>
-  <w:num w:numId="25" w16cid:durableId="1713262336">
+  <w:num w:numId="35" w16cid:durableId="1615863254">
     <w:abstractNumId w:val="22"/>
     <w:lvlOverride w:ilvl="1">
       <w:lvl w:ilvl="1">
@@ -4963,104 +5629,11 @@
       </w:lvl>
     </w:lvlOverride>
   </w:num>
-  <w:num w:numId="26" w16cid:durableId="1921597015">
-    <w:abstractNumId w:val="16"/>
-  </w:num>
-  <w:num w:numId="27" w16cid:durableId="1351646026">
-    <w:abstractNumId w:val="16"/>
-    <w:lvlOverride w:ilvl="1">
-      <w:lvl w:ilvl="1">
-        <w:numFmt w:val="lowerLetter"/>
-        <w:lvlText w:val="%2."/>
-        <w:lvlJc w:val="left"/>
-      </w:lvl>
-    </w:lvlOverride>
-  </w:num>
-  <w:num w:numId="28" w16cid:durableId="2018070676">
-    <w:abstractNumId w:val="16"/>
-    <w:lvlOverride w:ilvl="1">
-      <w:lvl w:ilvl="1">
-        <w:numFmt w:val="lowerLetter"/>
-        <w:lvlText w:val="%2."/>
-        <w:lvlJc w:val="left"/>
-      </w:lvl>
-    </w:lvlOverride>
-  </w:num>
-  <w:num w:numId="29" w16cid:durableId="1999994785">
-    <w:abstractNumId w:val="16"/>
-    <w:lvlOverride w:ilvl="1">
-      <w:lvl w:ilvl="1">
-        <w:numFmt w:val="lowerLetter"/>
-        <w:lvlText w:val="%2."/>
-        <w:lvlJc w:val="left"/>
-      </w:lvl>
-    </w:lvlOverride>
-  </w:num>
-  <w:num w:numId="30" w16cid:durableId="531920043">
-    <w:abstractNumId w:val="16"/>
-    <w:lvlOverride w:ilvl="1">
-      <w:lvl w:ilvl="1">
-        <w:numFmt w:val="lowerLetter"/>
-        <w:lvlText w:val="%2."/>
-        <w:lvlJc w:val="left"/>
-      </w:lvl>
-    </w:lvlOverride>
-  </w:num>
-  <w:num w:numId="31" w16cid:durableId="2100103955">
-    <w:abstractNumId w:val="16"/>
-    <w:lvlOverride w:ilvl="1">
-      <w:lvl w:ilvl="1">
-        <w:numFmt w:val="lowerLetter"/>
-        <w:lvlText w:val="%2."/>
-        <w:lvlJc w:val="left"/>
-      </w:lvl>
-    </w:lvlOverride>
-  </w:num>
-  <w:num w:numId="32" w16cid:durableId="347413678">
-    <w:abstractNumId w:val="16"/>
-    <w:lvlOverride w:ilvl="1">
-      <w:lvl w:ilvl="1">
-        <w:numFmt w:val="lowerLetter"/>
-        <w:lvlText w:val="%2."/>
-        <w:lvlJc w:val="left"/>
-      </w:lvl>
-    </w:lvlOverride>
-  </w:num>
-  <w:num w:numId="33" w16cid:durableId="548686232">
-    <w:abstractNumId w:val="16"/>
-    <w:lvlOverride w:ilvl="1">
-      <w:lvl w:ilvl="1">
-        <w:numFmt w:val="lowerLetter"/>
-        <w:lvlText w:val="%2."/>
-        <w:lvlJc w:val="left"/>
-      </w:lvl>
-    </w:lvlOverride>
-  </w:num>
-  <w:num w:numId="34" w16cid:durableId="625546396">
-    <w:abstractNumId w:val="16"/>
-    <w:lvlOverride w:ilvl="1">
-      <w:lvl w:ilvl="1">
-        <w:numFmt w:val="lowerLetter"/>
-        <w:lvlText w:val="%2."/>
-        <w:lvlJc w:val="left"/>
-      </w:lvl>
-    </w:lvlOverride>
-  </w:num>
-  <w:num w:numId="35" w16cid:durableId="1615863254">
-    <w:abstractNumId w:val="16"/>
-    <w:lvlOverride w:ilvl="1">
-      <w:lvl w:ilvl="1">
-        <w:numFmt w:val="lowerLetter"/>
-        <w:lvlText w:val="%2."/>
-        <w:lvlJc w:val="left"/>
-      </w:lvl>
-    </w:lvlOverride>
-  </w:num>
   <w:num w:numId="36" w16cid:durableId="1746342312">
-    <w:abstractNumId w:val="3"/>
+    <w:abstractNumId w:val="4"/>
   </w:num>
   <w:num w:numId="37" w16cid:durableId="1610970387">
-    <w:abstractNumId w:val="26"/>
+    <w:abstractNumId w:val="32"/>
     <w:lvlOverride w:ilvl="0">
       <w:lvl w:ilvl="0">
         <w:numFmt w:val="lowerLetter"/>
@@ -5070,34 +5643,52 @@
     </w:lvlOverride>
   </w:num>
   <w:num w:numId="38" w16cid:durableId="119881828">
-    <w:abstractNumId w:val="6"/>
+    <w:abstractNumId w:val="8"/>
   </w:num>
   <w:num w:numId="39" w16cid:durableId="1653296409">
-    <w:abstractNumId w:val="4"/>
+    <w:abstractNumId w:val="5"/>
   </w:num>
   <w:num w:numId="40" w16cid:durableId="2084134633">
-    <w:abstractNumId w:val="9"/>
+    <w:abstractNumId w:val="12"/>
   </w:num>
   <w:num w:numId="41" w16cid:durableId="913122715">
-    <w:abstractNumId w:val="20"/>
+    <w:abstractNumId w:val="26"/>
   </w:num>
   <w:num w:numId="42" w16cid:durableId="89548569">
-    <w:abstractNumId w:val="27"/>
+    <w:abstractNumId w:val="33"/>
   </w:num>
   <w:num w:numId="43" w16cid:durableId="1159805248">
-    <w:abstractNumId w:val="11"/>
+    <w:abstractNumId w:val="14"/>
   </w:num>
   <w:num w:numId="44" w16cid:durableId="1571114134">
-    <w:abstractNumId w:val="25"/>
+    <w:abstractNumId w:val="31"/>
   </w:num>
   <w:num w:numId="45" w16cid:durableId="887228939">
-    <w:abstractNumId w:val="5"/>
+    <w:abstractNumId w:val="7"/>
   </w:num>
   <w:num w:numId="46" w16cid:durableId="752437906">
     <w:abstractNumId w:val="0"/>
   </w:num>
   <w:num w:numId="47" w16cid:durableId="1205678362">
-    <w:abstractNumId w:val="21"/>
+    <w:abstractNumId w:val="27"/>
+  </w:num>
+  <w:num w:numId="48" w16cid:durableId="1099915220">
+    <w:abstractNumId w:val="9"/>
+  </w:num>
+  <w:num w:numId="49" w16cid:durableId="711350444">
+    <w:abstractNumId w:val="1"/>
+  </w:num>
+  <w:num w:numId="50" w16cid:durableId="1300307173">
+    <w:abstractNumId w:val="17"/>
+  </w:num>
+  <w:num w:numId="51" w16cid:durableId="437482808">
+    <w:abstractNumId w:val="6"/>
+  </w:num>
+  <w:num w:numId="52" w16cid:durableId="431321074">
+    <w:abstractNumId w:val="19"/>
+  </w:num>
+  <w:num w:numId="53" w16cid:durableId="1319577905">
+    <w:abstractNumId w:val="18"/>
   </w:num>
 </w:numbering>
 </file>
